--- a/EcoClean_Project_Report.docx
+++ b/EcoClean_Project_Report.docx
@@ -3048,7 +3048,12 @@
         <w:pStyle w:val="Heading2"/>
       </w:pPr>
       <w:r>
-        <w:t xml:space="preserve">6.2 Database Schemas &amp; Data Dictionary</w:t>
+        <w:t xml:space="preserve">6.2 Database Schemas &amp; Collection Data Dictionaries</w:t>
+      </w:r>
+    </w:p>
+    <w:p>
+      <w:r>
+        <w:t xml:space="preserve">The MongoDB database architecture comprises 5 core collections. Below are the field specifications, constraints, and representative JSON dummy document samples for each collection:</w:t>
       </w:r>
     </w:p>
     <w:p>
@@ -3057,7 +3062,7 @@
           <w:b/>
           <w:bCs/>
         </w:rPr>
-        <w:t xml:space="preserve">Table 6.1: Users Collection Schema</w:t>
+        <w:t xml:space="preserve">Table 6.1: Users Collection Schema Field Dictionary</w:t>
       </w:r>
     </w:p>
     <w:tbl>
@@ -3096,7 +3101,7 @@
                 <w:sz w:val="20"/>
                 <w:szCs w:val="20"/>
               </w:rPr>
-              <w:t xml:space="preserve">Field</w:t>
+              <w:t xml:space="preserve">Field Name</w:t>
             </w:r>
           </w:p>
         </w:tc>
@@ -3221,7 +3226,7 @@
                 <w:sz w:val="20"/>
                 <w:szCs w:val="20"/>
               </w:rPr>
-              <w:t xml:space="preserve">Unique user identifier</w:t>
+              <w:t xml:space="preserve">Auto-generated unique user document ID</w:t>
             </w:r>
           </w:p>
         </w:tc>
@@ -3268,22 +3273,22 @@
                 <w:sz w:val="20"/>
                 <w:szCs w:val="20"/>
               </w:rPr>
-              <w:t xml:space="preserve">Required</w:t>
-            </w:r>
-          </w:p>
-        </w:tc>
-        <w:tc>
-          <w:tcPr>
-            <w:tcW w:type="dxa" w:w="2500"/>
-            <w:shd w:fill="FFFFFF"/>
-          </w:tcPr>
-          <w:p>
-            <w:r>
-              <w:rPr>
-                <w:sz w:val="20"/>
-                <w:szCs w:val="20"/>
-              </w:rPr>
-              <w:t xml:space="preserve">User full name</w:t>
+              <w:t xml:space="preserve">Required, Trimmed</w:t>
+            </w:r>
+          </w:p>
+        </w:tc>
+        <w:tc>
+          <w:tcPr>
+            <w:tcW w:type="dxa" w:w="2500"/>
+            <w:shd w:fill="FFFFFF"/>
+          </w:tcPr>
+          <w:p>
+            <w:r>
+              <w:rPr>
+                <w:sz w:val="20"/>
+                <w:szCs w:val="20"/>
+              </w:rPr>
+              <w:t xml:space="preserve">Full name of citizen, worker, or administrator</w:t>
             </w:r>
           </w:p>
         </w:tc>
@@ -3330,22 +3335,22 @@
                 <w:sz w:val="20"/>
                 <w:szCs w:val="20"/>
               </w:rPr>
-              <w:t xml:space="preserve">Required, Unique</w:t>
-            </w:r>
-          </w:p>
-        </w:tc>
-        <w:tc>
-          <w:tcPr>
-            <w:tcW w:type="dxa" w:w="2500"/>
-            <w:shd w:fill="F8FAFC"/>
-          </w:tcPr>
-          <w:p>
-            <w:r>
-              <w:rPr>
-                <w:sz w:val="20"/>
-                <w:szCs w:val="20"/>
-              </w:rPr>
-              <w:t xml:space="preserve">User login email</w:t>
+              <w:t xml:space="preserve">Required, Unique, Lowercase</w:t>
+            </w:r>
+          </w:p>
+        </w:tc>
+        <w:tc>
+          <w:tcPr>
+            <w:tcW w:type="dxa" w:w="2500"/>
+            <w:shd w:fill="F8FAFC"/>
+          </w:tcPr>
+          <w:p>
+            <w:r>
+              <w:rPr>
+                <w:sz w:val="20"/>
+                <w:szCs w:val="20"/>
+              </w:rPr>
+              <w:t xml:space="preserve">User login email address</w:t>
             </w:r>
           </w:p>
         </w:tc>
@@ -3392,22 +3397,22 @@
                 <w:sz w:val="20"/>
                 <w:szCs w:val="20"/>
               </w:rPr>
-              <w:t xml:space="preserve">Required (Bcrypt)</w:t>
-            </w:r>
-          </w:p>
-        </w:tc>
-        <w:tc>
-          <w:tcPr>
-            <w:tcW w:type="dxa" w:w="2500"/>
-            <w:shd w:fill="FFFFFF"/>
-          </w:tcPr>
-          <w:p>
-            <w:r>
-              <w:rPr>
-                <w:sz w:val="20"/>
-                <w:szCs w:val="20"/>
-              </w:rPr>
-              <w:t xml:space="preserve">Hashed user password</w:t>
+              <w:t xml:space="preserve">Required (Bcrypt Hash)</w:t>
+            </w:r>
+          </w:p>
+        </w:tc>
+        <w:tc>
+          <w:tcPr>
+            <w:tcW w:type="dxa" w:w="2500"/>
+            <w:shd w:fill="FFFFFF"/>
+          </w:tcPr>
+          <w:p>
+            <w:r>
+              <w:rPr>
+                <w:sz w:val="20"/>
+                <w:szCs w:val="20"/>
+              </w:rPr>
+              <w:t xml:space="preserve">Bcrypt salted password hash string</w:t>
             </w:r>
           </w:p>
         </w:tc>
@@ -3469,7 +3474,7 @@
                 <w:sz w:val="20"/>
                 <w:szCs w:val="20"/>
               </w:rPr>
-              <w:t xml:space="preserve">Access rights level</w:t>
+              <w:t xml:space="preserve">Role-based access authorization level</w:t>
             </w:r>
           </w:p>
         </w:tc>
@@ -3516,22 +3521,22 @@
                 <w:sz w:val="20"/>
                 <w:szCs w:val="20"/>
               </w:rPr>
-              <w:t xml:space="preserve">Default: 0</w:t>
-            </w:r>
-          </w:p>
-        </w:tc>
-        <w:tc>
-          <w:tcPr>
-            <w:tcW w:type="dxa" w:w="2500"/>
-            <w:shd w:fill="FFFFFF"/>
-          </w:tcPr>
-          <w:p>
-            <w:r>
-              <w:rPr>
-                <w:sz w:val="20"/>
-                <w:szCs w:val="20"/>
-              </w:rPr>
-              <w:t xml:space="preserve">Earned Eco-Points balance</w:t>
+              <w:t xml:space="preserve">Default: 0, Min: 0</w:t>
+            </w:r>
+          </w:p>
+        </w:tc>
+        <w:tc>
+          <w:tcPr>
+            <w:tcW w:type="dxa" w:w="2500"/>
+            <w:shd w:fill="FFFFFF"/>
+          </w:tcPr>
+          <w:p>
+            <w:r>
+              <w:rPr>
+                <w:sz w:val="20"/>
+                <w:szCs w:val="20"/>
+              </w:rPr>
+              <w:t xml:space="preserve">Earned Eco-Points balance for rewards</w:t>
             </w:r>
           </w:p>
         </w:tc>
@@ -3593,7 +3598,512 @@
                 <w:sz w:val="20"/>
                 <w:szCs w:val="20"/>
               </w:rPr>
-              <w:t xml:space="preserve">Gamification rank badge</w:t>
+              <w:t xml:space="preserve">Gamification rank badge title</w:t>
+            </w:r>
+          </w:p>
+        </w:tc>
+      </w:tr>
+      <w:tr>
+        <w:tc>
+          <w:tcPr>
+            <w:tcW w:type="dxa" w:w="2500"/>
+            <w:shd w:fill="FFFFFF"/>
+          </w:tcPr>
+          <w:p>
+            <w:r>
+              <w:rPr>
+                <w:sz w:val="20"/>
+                <w:szCs w:val="20"/>
+              </w:rPr>
+              <w:t xml:space="preserve">isOnline</w:t>
+            </w:r>
+          </w:p>
+        </w:tc>
+        <w:tc>
+          <w:tcPr>
+            <w:tcW w:type="dxa" w:w="2500"/>
+            <w:shd w:fill="FFFFFF"/>
+          </w:tcPr>
+          <w:p>
+            <w:r>
+              <w:rPr>
+                <w:sz w:val="20"/>
+                <w:szCs w:val="20"/>
+              </w:rPr>
+              <w:t xml:space="preserve">Boolean</w:t>
+            </w:r>
+          </w:p>
+        </w:tc>
+        <w:tc>
+          <w:tcPr>
+            <w:tcW w:type="dxa" w:w="2500"/>
+            <w:shd w:fill="FFFFFF"/>
+          </w:tcPr>
+          <w:p>
+            <w:r>
+              <w:rPr>
+                <w:sz w:val="20"/>
+                <w:szCs w:val="20"/>
+              </w:rPr>
+              <w:t xml:space="preserve">Default: false</w:t>
+            </w:r>
+          </w:p>
+        </w:tc>
+        <w:tc>
+          <w:tcPr>
+            <w:tcW w:type="dxa" w:w="2500"/>
+            <w:shd w:fill="FFFFFF"/>
+          </w:tcPr>
+          <w:p>
+            <w:r>
+              <w:rPr>
+                <w:sz w:val="20"/>
+                <w:szCs w:val="20"/>
+              </w:rPr>
+              <w:t xml:space="preserve">Real-time WebSocket online connection status</w:t>
+            </w:r>
+          </w:p>
+        </w:tc>
+      </w:tr>
+      <w:tr>
+        <w:tc>
+          <w:tcPr>
+            <w:tcW w:type="dxa" w:w="2500"/>
+            <w:shd w:fill="F8FAFC"/>
+          </w:tcPr>
+          <w:p>
+            <w:r>
+              <w:rPr>
+                <w:sz w:val="20"/>
+                <w:szCs w:val="20"/>
+              </w:rPr>
+              <w:t xml:space="preserve">createdAt</w:t>
+            </w:r>
+          </w:p>
+        </w:tc>
+        <w:tc>
+          <w:tcPr>
+            <w:tcW w:type="dxa" w:w="2500"/>
+            <w:shd w:fill="F8FAFC"/>
+          </w:tcPr>
+          <w:p>
+            <w:r>
+              <w:rPr>
+                <w:sz w:val="20"/>
+                <w:szCs w:val="20"/>
+              </w:rPr>
+              <w:t xml:space="preserve">Date</w:t>
+            </w:r>
+          </w:p>
+        </w:tc>
+        <w:tc>
+          <w:tcPr>
+            <w:tcW w:type="dxa" w:w="2500"/>
+            <w:shd w:fill="F8FAFC"/>
+          </w:tcPr>
+          <w:p>
+            <w:r>
+              <w:rPr>
+                <w:sz w:val="20"/>
+                <w:szCs w:val="20"/>
+              </w:rPr>
+              <w:t xml:space="preserve">Auto-Timestamp</w:t>
+            </w:r>
+          </w:p>
+        </w:tc>
+        <w:tc>
+          <w:tcPr>
+            <w:tcW w:type="dxa" w:w="2500"/>
+            <w:shd w:fill="F8FAFC"/>
+          </w:tcPr>
+          <w:p>
+            <w:r>
+              <w:rPr>
+                <w:sz w:val="20"/>
+                <w:szCs w:val="20"/>
+              </w:rPr>
+              <w:t xml:space="preserve">Account creation timestamp</w:t>
+            </w:r>
+          </w:p>
+        </w:tc>
+      </w:tr>
+    </w:tbl>
+    <w:p>
+      <w:r>
+        <w:rPr>
+          <w:b/>
+          <w:bCs/>
+          <w:i/>
+          <w:iCs/>
+          <w:sz w:val="22"/>
+          <w:szCs w:val="22"/>
+        </w:rPr>
+        <w:t xml:space="preserve">
+Sample Dummy Document: Users Collection (Citizen &amp; Worker Records)</w:t>
+      </w:r>
+    </w:p>
+    <w:tbl>
+      <w:tblPr>
+        <w:tblW w:type="pct" w:w="100%"/>
+        <w:tblBorders>
+          <w:top w:val="single" w:color="auto" w:sz="4"/>
+          <w:left w:val="single" w:color="auto" w:sz="4"/>
+          <w:bottom w:val="single" w:color="auto" w:sz="4"/>
+          <w:right w:val="single" w:color="auto" w:sz="4"/>
+          <w:insideH w:val="single" w:color="auto" w:sz="4"/>
+          <w:insideV w:val="single" w:color="auto" w:sz="4"/>
+        </w:tblBorders>
+      </w:tblPr>
+      <w:tblGrid>
+        <w:gridCol w:w="100"/>
+        <w:gridCol w:w="100"/>
+        <w:gridCol w:w="100"/>
+        <w:gridCol w:w="100"/>
+        <w:gridCol w:w="100"/>
+      </w:tblGrid>
+      <w:tr>
+        <w:tc>
+          <w:tcPr>
+            <w:tcW w:type="dxa" w:w="2000"/>
+            <w:shd w:fill="1E293B"/>
+          </w:tcPr>
+          <w:p>
+            <w:pPr>
+              <w:jc w:val="center"/>
+            </w:pPr>
+            <w:r>
+              <w:rPr>
+                <w:b/>
+                <w:bCs/>
+                <w:color w:val="FFFFFF"/>
+                <w:sz w:val="20"/>
+                <w:szCs w:val="20"/>
+              </w:rPr>
+              <w:t xml:space="preserve">Document ID</w:t>
+            </w:r>
+          </w:p>
+        </w:tc>
+        <w:tc>
+          <w:tcPr>
+            <w:tcW w:type="dxa" w:w="2000"/>
+            <w:shd w:fill="1E293B"/>
+          </w:tcPr>
+          <w:p>
+            <w:pPr>
+              <w:jc w:val="center"/>
+            </w:pPr>
+            <w:r>
+              <w:rPr>
+                <w:b/>
+                <w:bCs/>
+                <w:color w:val="FFFFFF"/>
+                <w:sz w:val="20"/>
+                <w:szCs w:val="20"/>
+              </w:rPr>
+              <w:t xml:space="preserve">Name &amp; Email</w:t>
+            </w:r>
+          </w:p>
+        </w:tc>
+        <w:tc>
+          <w:tcPr>
+            <w:tcW w:type="dxa" w:w="2000"/>
+            <w:shd w:fill="1E293B"/>
+          </w:tcPr>
+          <w:p>
+            <w:pPr>
+              <w:jc w:val="center"/>
+            </w:pPr>
+            <w:r>
+              <w:rPr>
+                <w:b/>
+                <w:bCs/>
+                <w:color w:val="FFFFFF"/>
+                <w:sz w:val="20"/>
+                <w:szCs w:val="20"/>
+              </w:rPr>
+              <w:t xml:space="preserve">Role &amp; Status</w:t>
+            </w:r>
+          </w:p>
+        </w:tc>
+        <w:tc>
+          <w:tcPr>
+            <w:tcW w:type="dxa" w:w="2000"/>
+            <w:shd w:fill="1E293B"/>
+          </w:tcPr>
+          <w:p>
+            <w:pPr>
+              <w:jc w:val="center"/>
+            </w:pPr>
+            <w:r>
+              <w:rPr>
+                <w:b/>
+                <w:bCs/>
+                <w:color w:val="FFFFFF"/>
+                <w:sz w:val="20"/>
+                <w:szCs w:val="20"/>
+              </w:rPr>
+              <w:t xml:space="preserve">Points &amp; Badge</w:t>
+            </w:r>
+          </w:p>
+        </w:tc>
+        <w:tc>
+          <w:tcPr>
+            <w:tcW w:type="dxa" w:w="2000"/>
+            <w:shd w:fill="1E293B"/>
+          </w:tcPr>
+          <w:p>
+            <w:pPr>
+              <w:jc w:val="center"/>
+            </w:pPr>
+            <w:r>
+              <w:rPr>
+                <w:b/>
+                <w:bCs/>
+                <w:color w:val="FFFFFF"/>
+                <w:sz w:val="20"/>
+                <w:szCs w:val="20"/>
+              </w:rPr>
+              <w:t xml:space="preserve">Bcrypt Password Hash</w:t>
+            </w:r>
+          </w:p>
+        </w:tc>
+      </w:tr>
+      <w:tr>
+        <w:tc>
+          <w:tcPr>
+            <w:tcW w:type="dxa" w:w="2000"/>
+            <w:shd w:fill="F8FAFC"/>
+          </w:tcPr>
+          <w:p>
+            <w:r>
+              <w:rPr>
+                <w:sz w:val="20"/>
+                <w:szCs w:val="20"/>
+              </w:rPr>
+              <w:t xml:space="preserve">6718d9f42a1b9e0012345678</w:t>
+            </w:r>
+          </w:p>
+        </w:tc>
+        <w:tc>
+          <w:tcPr>
+            <w:tcW w:type="dxa" w:w="2000"/>
+            <w:shd w:fill="F8FAFC"/>
+          </w:tcPr>
+          <w:p>
+            <w:r>
+              <w:rPr>
+                <w:sz w:val="20"/>
+                <w:szCs w:val="20"/>
+              </w:rPr>
+              <w:t xml:space="preserve">Athul Krishna R
+(citizen@clean.com)</w:t>
+            </w:r>
+          </w:p>
+        </w:tc>
+        <w:tc>
+          <w:tcPr>
+            <w:tcW w:type="dxa" w:w="2000"/>
+            <w:shd w:fill="F8FAFC"/>
+          </w:tcPr>
+          <w:p>
+            <w:r>
+              <w:rPr>
+                <w:sz w:val="20"/>
+                <w:szCs w:val="20"/>
+              </w:rPr>
+              <w:t xml:space="preserve">role: "citizen"
+isOnline: true</w:t>
+            </w:r>
+          </w:p>
+        </w:tc>
+        <w:tc>
+          <w:tcPr>
+            <w:tcW w:type="dxa" w:w="2000"/>
+            <w:shd w:fill="F8FAFC"/>
+          </w:tcPr>
+          <w:p>
+            <w:r>
+              <w:rPr>
+                <w:sz w:val="20"/>
+                <w:szCs w:val="20"/>
+              </w:rPr>
+              <w:t xml:space="preserve">points: 500
+badge: "Eco Warrior"</w:t>
+            </w:r>
+          </w:p>
+        </w:tc>
+        <w:tc>
+          <w:tcPr>
+            <w:tcW w:type="dxa" w:w="2000"/>
+            <w:shd w:fill="F8FAFC"/>
+          </w:tcPr>
+          <w:p>
+            <w:r>
+              <w:rPr>
+                <w:sz w:val="20"/>
+                <w:szCs w:val="20"/>
+              </w:rPr>
+              <w:t xml:space="preserve">$2b$10$e8wF9aK... (encrypted)</w:t>
+            </w:r>
+          </w:p>
+        </w:tc>
+      </w:tr>
+      <w:tr>
+        <w:tc>
+          <w:tcPr>
+            <w:tcW w:type="dxa" w:w="2000"/>
+            <w:shd w:fill="FFFFFF"/>
+          </w:tcPr>
+          <w:p>
+            <w:r>
+              <w:rPr>
+                <w:sz w:val="20"/>
+                <w:szCs w:val="20"/>
+              </w:rPr>
+              <w:t xml:space="preserve">6718d9e12a1b9e0099887766</w:t>
+            </w:r>
+          </w:p>
+        </w:tc>
+        <w:tc>
+          <w:tcPr>
+            <w:tcW w:type="dxa" w:w="2000"/>
+            <w:shd w:fill="FFFFFF"/>
+          </w:tcPr>
+          <w:p>
+            <w:r>
+              <w:rPr>
+                <w:sz w:val="20"/>
+                <w:szCs w:val="20"/>
+              </w:rPr>
+              <w:t xml:space="preserve">Raju (Sanitation Worker)
+(worker@clean.com)</w:t>
+            </w:r>
+          </w:p>
+        </w:tc>
+        <w:tc>
+          <w:tcPr>
+            <w:tcW w:type="dxa" w:w="2000"/>
+            <w:shd w:fill="FFFFFF"/>
+          </w:tcPr>
+          <w:p>
+            <w:r>
+              <w:rPr>
+                <w:sz w:val="20"/>
+                <w:szCs w:val="20"/>
+              </w:rPr>
+              <w:t xml:space="preserve">role: "worker"
+isOnline: false</w:t>
+            </w:r>
+          </w:p>
+        </w:tc>
+        <w:tc>
+          <w:tcPr>
+            <w:tcW w:type="dxa" w:w="2000"/>
+            <w:shd w:fill="FFFFFF"/>
+          </w:tcPr>
+          <w:p>
+            <w:r>
+              <w:rPr>
+                <w:sz w:val="20"/>
+                <w:szCs w:val="20"/>
+              </w:rPr>
+              <w:t xml:space="preserve">points: 120
+badge: "Sanitation Hero"</w:t>
+            </w:r>
+          </w:p>
+        </w:tc>
+        <w:tc>
+          <w:tcPr>
+            <w:tcW w:type="dxa" w:w="2000"/>
+            <w:shd w:fill="FFFFFF"/>
+          </w:tcPr>
+          <w:p>
+            <w:r>
+              <w:rPr>
+                <w:sz w:val="20"/>
+                <w:szCs w:val="20"/>
+              </w:rPr>
+              <w:t xml:space="preserve">$2b$10$k9xL2pQ... (encrypted)</w:t>
+            </w:r>
+          </w:p>
+        </w:tc>
+      </w:tr>
+      <w:tr>
+        <w:tc>
+          <w:tcPr>
+            <w:tcW w:type="dxa" w:w="2000"/>
+            <w:shd w:fill="F8FAFC"/>
+          </w:tcPr>
+          <w:p>
+            <w:r>
+              <w:rPr>
+                <w:sz w:val="20"/>
+                <w:szCs w:val="20"/>
+              </w:rPr>
+              <w:t xml:space="preserve">6718d9a02a1b9e0011223344</w:t>
+            </w:r>
+          </w:p>
+        </w:tc>
+        <w:tc>
+          <w:tcPr>
+            <w:tcW w:type="dxa" w:w="2000"/>
+            <w:shd w:fill="F8FAFC"/>
+          </w:tcPr>
+          <w:p>
+            <w:r>
+              <w:rPr>
+                <w:sz w:val="20"/>
+                <w:szCs w:val="20"/>
+              </w:rPr>
+              <w:t xml:space="preserve">Municipal Admin
+(admin@clean.com)</w:t>
+            </w:r>
+          </w:p>
+        </w:tc>
+        <w:tc>
+          <w:tcPr>
+            <w:tcW w:type="dxa" w:w="2000"/>
+            <w:shd w:fill="F8FAFC"/>
+          </w:tcPr>
+          <w:p>
+            <w:r>
+              <w:rPr>
+                <w:sz w:val="20"/>
+                <w:szCs w:val="20"/>
+              </w:rPr>
+              <w:t xml:space="preserve">role: "admin"
+isOnline: true</w:t>
+            </w:r>
+          </w:p>
+        </w:tc>
+        <w:tc>
+          <w:tcPr>
+            <w:tcW w:type="dxa" w:w="2000"/>
+            <w:shd w:fill="F8FAFC"/>
+          </w:tcPr>
+          <w:p>
+            <w:r>
+              <w:rPr>
+                <w:sz w:val="20"/>
+                <w:szCs w:val="20"/>
+              </w:rPr>
+              <w:t xml:space="preserve">points: 0
+badge: "System Overseer"</w:t>
+            </w:r>
+          </w:p>
+        </w:tc>
+        <w:tc>
+          <w:tcPr>
+            <w:tcW w:type="dxa" w:w="2000"/>
+            <w:shd w:fill="F8FAFC"/>
+          </w:tcPr>
+          <w:p>
+            <w:r>
+              <w:rPr>
+                <w:sz w:val="20"/>
+                <w:szCs w:val="20"/>
+              </w:rPr>
+              <w:t xml:space="preserve">$2b$10$z7yM4rT... (encrypted)</w:t>
             </w:r>
           </w:p>
         </w:tc>
@@ -3606,7 +4116,7 @@
           <w:bCs/>
         </w:rPr>
         <w:t xml:space="preserve">
-Table 6.2: Complaints Collection Schema</w:t>
+Table 6.2: Complaints Collection Schema Field Dictionary</w:t>
       </w:r>
     </w:p>
     <w:tbl>
@@ -3645,7 +4155,7 @@
                 <w:sz w:val="20"/>
                 <w:szCs w:val="20"/>
               </w:rPr>
-              <w:t xml:space="preserve">Field</w:t>
+              <w:t xml:space="preserve">Field Name</w:t>
             </w:r>
           </w:p>
         </w:tc>
@@ -3770,7 +4280,7 @@
                 <w:sz w:val="20"/>
                 <w:szCs w:val="20"/>
               </w:rPr>
-              <w:t xml:space="preserve">Unique complaint ticket ID</w:t>
+              <w:t xml:space="preserve">Auto-generated incident ticket ID</w:t>
             </w:r>
           </w:p>
         </w:tc>
@@ -3817,22 +4327,22 @@
                 <w:sz w:val="20"/>
                 <w:szCs w:val="20"/>
               </w:rPr>
-              <w:t xml:space="preserve">Required</w:t>
-            </w:r>
-          </w:p>
-        </w:tc>
-        <w:tc>
-          <w:tcPr>
-            <w:tcW w:type="dxa" w:w="2500"/>
-            <w:shd w:fill="FFFFFF"/>
-          </w:tcPr>
-          <w:p>
-            <w:r>
-              <w:rPr>
-                <w:sz w:val="20"/>
-                <w:szCs w:val="20"/>
-              </w:rPr>
-              <w:t xml:space="preserve">Report title / Landmark</w:t>
+              <w:t xml:space="preserve">Required, Trimmed</w:t>
+            </w:r>
+          </w:p>
+        </w:tc>
+        <w:tc>
+          <w:tcPr>
+            <w:tcW w:type="dxa" w:w="2500"/>
+            <w:shd w:fill="FFFFFF"/>
+          </w:tcPr>
+          <w:p>
+            <w:r>
+              <w:rPr>
+                <w:sz w:val="20"/>
+                <w:szCs w:val="20"/>
+              </w:rPr>
+              <w:t xml:space="preserve">Incident title or landmark designation</w:t>
             </w:r>
           </w:p>
         </w:tc>
@@ -3864,7 +4374,7 @@
                 <w:sz w:val="20"/>
                 <w:szCs w:val="20"/>
               </w:rPr>
-              <w:t xml:space="preserve">Object (lat, lng, address)</w:t>
+              <w:t xml:space="preserve">Object</w:t>
             </w:r>
           </w:p>
         </w:tc>
@@ -3894,7 +4404,7 @@
                 <w:sz w:val="20"/>
                 <w:szCs w:val="20"/>
               </w:rPr>
-              <w:t xml:space="preserve">Geospatial coordinates</w:t>
+              <w:t xml:space="preserve">Embedded location object (lat, lng, address)</w:t>
             </w:r>
           </w:p>
         </w:tc>
@@ -3911,7 +4421,7 @@
                 <w:sz w:val="20"/>
                 <w:szCs w:val="20"/>
               </w:rPr>
-              <w:t xml:space="preserve">photoBefore</w:t>
+              <w:t xml:space="preserve">location.address</w:t>
             </w:r>
           </w:p>
         </w:tc>
@@ -3956,7 +4466,7 @@
                 <w:sz w:val="20"/>
                 <w:szCs w:val="20"/>
               </w:rPr>
-              <w:t xml:space="preserve">Path to before dump photo</w:t>
+              <w:t xml:space="preserve">Geocoded street address of dump site</w:t>
             </w:r>
           </w:p>
         </w:tc>
@@ -3973,52 +4483,52 @@
                 <w:sz w:val="20"/>
                 <w:szCs w:val="20"/>
               </w:rPr>
-              <w:t xml:space="preserve">photoAfter</w:t>
-            </w:r>
-          </w:p>
-        </w:tc>
-        <w:tc>
-          <w:tcPr>
-            <w:tcW w:type="dxa" w:w="2500"/>
-            <w:shd w:fill="F8FAFC"/>
-          </w:tcPr>
-          <w:p>
-            <w:r>
-              <w:rPr>
-                <w:sz w:val="20"/>
-                <w:szCs w:val="20"/>
-              </w:rPr>
-              <w:t xml:space="preserve">String</w:t>
-            </w:r>
-          </w:p>
-        </w:tc>
-        <w:tc>
-          <w:tcPr>
-            <w:tcW w:type="dxa" w:w="2500"/>
-            <w:shd w:fill="F8FAFC"/>
-          </w:tcPr>
-          <w:p>
-            <w:r>
-              <w:rPr>
-                <w:sz w:val="20"/>
-                <w:szCs w:val="20"/>
-              </w:rPr>
-              <w:t xml:space="preserve">Optional</w:t>
-            </w:r>
-          </w:p>
-        </w:tc>
-        <w:tc>
-          <w:tcPr>
-            <w:tcW w:type="dxa" w:w="2500"/>
-            <w:shd w:fill="F8FAFC"/>
-          </w:tcPr>
-          <w:p>
-            <w:r>
-              <w:rPr>
-                <w:sz w:val="20"/>
-                <w:szCs w:val="20"/>
-              </w:rPr>
-              <w:t xml:space="preserve">Path to after cleanup photo</w:t>
+              <w:t xml:space="preserve">location.latitude</w:t>
+            </w:r>
+          </w:p>
+        </w:tc>
+        <w:tc>
+          <w:tcPr>
+            <w:tcW w:type="dxa" w:w="2500"/>
+            <w:shd w:fill="F8FAFC"/>
+          </w:tcPr>
+          <w:p>
+            <w:r>
+              <w:rPr>
+                <w:sz w:val="20"/>
+                <w:szCs w:val="20"/>
+              </w:rPr>
+              <w:t xml:space="preserve">Number</w:t>
+            </w:r>
+          </w:p>
+        </w:tc>
+        <w:tc>
+          <w:tcPr>
+            <w:tcW w:type="dxa" w:w="2500"/>
+            <w:shd w:fill="F8FAFC"/>
+          </w:tcPr>
+          <w:p>
+            <w:r>
+              <w:rPr>
+                <w:sz w:val="20"/>
+                <w:szCs w:val="20"/>
+              </w:rPr>
+              <w:t xml:space="preserve">Required</w:t>
+            </w:r>
+          </w:p>
+        </w:tc>
+        <w:tc>
+          <w:tcPr>
+            <w:tcW w:type="dxa" w:w="2500"/>
+            <w:shd w:fill="F8FAFC"/>
+          </w:tcPr>
+          <w:p>
+            <w:r>
+              <w:rPr>
+                <w:sz w:val="20"/>
+                <w:szCs w:val="20"/>
+              </w:rPr>
+              <w:t xml:space="preserve">WGS84 GPS latitude coordinate</w:t>
             </w:r>
           </w:p>
         </w:tc>
@@ -4035,52 +4545,52 @@
                 <w:sz w:val="20"/>
                 <w:szCs w:val="20"/>
               </w:rPr>
-              <w:t xml:space="preserve">wasteType</w:t>
-            </w:r>
-          </w:p>
-        </w:tc>
-        <w:tc>
-          <w:tcPr>
-            <w:tcW w:type="dxa" w:w="2500"/>
-            <w:shd w:fill="FFFFFF"/>
-          </w:tcPr>
-          <w:p>
-            <w:r>
-              <w:rPr>
-                <w:sz w:val="20"/>
-                <w:szCs w:val="20"/>
-              </w:rPr>
-              <w:t xml:space="preserve">String</w:t>
-            </w:r>
-          </w:p>
-        </w:tc>
-        <w:tc>
-          <w:tcPr>
-            <w:tcW w:type="dxa" w:w="2500"/>
-            <w:shd w:fill="FFFFFF"/>
-          </w:tcPr>
-          <w:p>
-            <w:r>
-              <w:rPr>
-                <w:sz w:val="20"/>
-                <w:szCs w:val="20"/>
-              </w:rPr>
-              <w:t xml:space="preserve">Enum</w:t>
-            </w:r>
-          </w:p>
-        </w:tc>
-        <w:tc>
-          <w:tcPr>
-            <w:tcW w:type="dxa" w:w="2500"/>
-            <w:shd w:fill="FFFFFF"/>
-          </w:tcPr>
-          <w:p>
-            <w:r>
-              <w:rPr>
-                <w:sz w:val="20"/>
-                <w:szCs w:val="20"/>
-              </w:rPr>
-              <w:t xml:space="preserve">Predicted waste category</w:t>
+              <w:t xml:space="preserve">location.longitude</w:t>
+            </w:r>
+          </w:p>
+        </w:tc>
+        <w:tc>
+          <w:tcPr>
+            <w:tcW w:type="dxa" w:w="2500"/>
+            <w:shd w:fill="FFFFFF"/>
+          </w:tcPr>
+          <w:p>
+            <w:r>
+              <w:rPr>
+                <w:sz w:val="20"/>
+                <w:szCs w:val="20"/>
+              </w:rPr>
+              <w:t xml:space="preserve">Number</w:t>
+            </w:r>
+          </w:p>
+        </w:tc>
+        <w:tc>
+          <w:tcPr>
+            <w:tcW w:type="dxa" w:w="2500"/>
+            <w:shd w:fill="FFFFFF"/>
+          </w:tcPr>
+          <w:p>
+            <w:r>
+              <w:rPr>
+                <w:sz w:val="20"/>
+                <w:szCs w:val="20"/>
+              </w:rPr>
+              <w:t xml:space="preserve">Required</w:t>
+            </w:r>
+          </w:p>
+        </w:tc>
+        <w:tc>
+          <w:tcPr>
+            <w:tcW w:type="dxa" w:w="2500"/>
+            <w:shd w:fill="FFFFFF"/>
+          </w:tcPr>
+          <w:p>
+            <w:r>
+              <w:rPr>
+                <w:sz w:val="20"/>
+                <w:szCs w:val="20"/>
+              </w:rPr>
+              <w:t xml:space="preserve">WGS84 GPS longitude coordinate</w:t>
             </w:r>
           </w:p>
         </w:tc>
@@ -4097,7 +4607,7 @@
                 <w:sz w:val="20"/>
                 <w:szCs w:val="20"/>
               </w:rPr>
-              <w:t xml:space="preserve">severity</w:t>
+              <w:t xml:space="preserve">photoBefore</w:t>
             </w:r>
           </w:p>
         </w:tc>
@@ -4127,22 +4637,22 @@
                 <w:sz w:val="20"/>
                 <w:szCs w:val="20"/>
               </w:rPr>
-              <w:t xml:space="preserve">Enum (Low/Medium/High)</w:t>
-            </w:r>
-          </w:p>
-        </w:tc>
-        <w:tc>
-          <w:tcPr>
-            <w:tcW w:type="dxa" w:w="2500"/>
-            <w:shd w:fill="F8FAFC"/>
-          </w:tcPr>
-          <w:p>
-            <w:r>
-              <w:rPr>
-                <w:sz w:val="20"/>
-                <w:szCs w:val="20"/>
-              </w:rPr>
-              <w:t xml:space="preserve">Predicted severity level</w:t>
+              <w:t xml:space="preserve">Required</w:t>
+            </w:r>
+          </w:p>
+        </w:tc>
+        <w:tc>
+          <w:tcPr>
+            <w:tcW w:type="dxa" w:w="2500"/>
+            <w:shd w:fill="F8FAFC"/>
+          </w:tcPr>
+          <w:p>
+            <w:r>
+              <w:rPr>
+                <w:sz w:val="20"/>
+                <w:szCs w:val="20"/>
+              </w:rPr>
+              <w:t xml:space="preserve">URL path to reported garbage dump photo</w:t>
             </w:r>
           </w:p>
         </w:tc>
@@ -4159,7 +4669,7 @@
                 <w:sz w:val="20"/>
                 <w:szCs w:val="20"/>
               </w:rPr>
-              <w:t xml:space="preserve">status</w:t>
+              <w:t xml:space="preserve">photoAfter</w:t>
             </w:r>
           </w:p>
         </w:tc>
@@ -4189,22 +4699,22 @@
                 <w:sz w:val="20"/>
                 <w:szCs w:val="20"/>
               </w:rPr>
-              <w:t xml:space="preserve">Enum (pending/assigned/completed)</w:t>
-            </w:r>
-          </w:p>
-        </w:tc>
-        <w:tc>
-          <w:tcPr>
-            <w:tcW w:type="dxa" w:w="2500"/>
-            <w:shd w:fill="FFFFFF"/>
-          </w:tcPr>
-          <w:p>
-            <w:r>
-              <w:rPr>
-                <w:sz w:val="20"/>
-                <w:szCs w:val="20"/>
-              </w:rPr>
-              <w:t xml:space="preserve">Incident resolution state</w:t>
+              <w:t xml:space="preserve">Optional</w:t>
+            </w:r>
+          </w:p>
+        </w:tc>
+        <w:tc>
+          <w:tcPr>
+            <w:tcW w:type="dxa" w:w="2500"/>
+            <w:shd w:fill="FFFFFF"/>
+          </w:tcPr>
+          <w:p>
+            <w:r>
+              <w:rPr>
+                <w:sz w:val="20"/>
+                <w:szCs w:val="20"/>
+              </w:rPr>
+              <w:t xml:space="preserve">URL path to cleaned site verification photo</w:t>
             </w:r>
           </w:p>
         </w:tc>
@@ -4221,52 +4731,52 @@
                 <w:sz w:val="20"/>
                 <w:szCs w:val="20"/>
               </w:rPr>
-              <w:t xml:space="preserve">citizen</w:t>
-            </w:r>
-          </w:p>
-        </w:tc>
-        <w:tc>
-          <w:tcPr>
-            <w:tcW w:type="dxa" w:w="2500"/>
-            <w:shd w:fill="F8FAFC"/>
-          </w:tcPr>
-          <w:p>
-            <w:r>
-              <w:rPr>
-                <w:sz w:val="20"/>
-                <w:szCs w:val="20"/>
-              </w:rPr>
-              <w:t xml:space="preserve">ObjectId</w:t>
-            </w:r>
-          </w:p>
-        </w:tc>
-        <w:tc>
-          <w:tcPr>
-            <w:tcW w:type="dxa" w:w="2500"/>
-            <w:shd w:fill="F8FAFC"/>
-          </w:tcPr>
-          <w:p>
-            <w:r>
-              <w:rPr>
-                <w:sz w:val="20"/>
-                <w:szCs w:val="20"/>
-              </w:rPr>
-              <w:t xml:space="preserve">Ref: User</w:t>
-            </w:r>
-          </w:p>
-        </w:tc>
-        <w:tc>
-          <w:tcPr>
-            <w:tcW w:type="dxa" w:w="2500"/>
-            <w:shd w:fill="F8FAFC"/>
-          </w:tcPr>
-          <w:p>
-            <w:r>
-              <w:rPr>
-                <w:sz w:val="20"/>
-                <w:szCs w:val="20"/>
-              </w:rPr>
-              <w:t xml:space="preserve">Reporting citizen user ID</w:t>
+              <w:t xml:space="preserve">wasteType</w:t>
+            </w:r>
+          </w:p>
+        </w:tc>
+        <w:tc>
+          <w:tcPr>
+            <w:tcW w:type="dxa" w:w="2500"/>
+            <w:shd w:fill="F8FAFC"/>
+          </w:tcPr>
+          <w:p>
+            <w:r>
+              <w:rPr>
+                <w:sz w:val="20"/>
+                <w:szCs w:val="20"/>
+              </w:rPr>
+              <w:t xml:space="preserve">String</w:t>
+            </w:r>
+          </w:p>
+        </w:tc>
+        <w:tc>
+          <w:tcPr>
+            <w:tcW w:type="dxa" w:w="2500"/>
+            <w:shd w:fill="F8FAFC"/>
+          </w:tcPr>
+          <w:p>
+            <w:r>
+              <w:rPr>
+                <w:sz w:val="20"/>
+                <w:szCs w:val="20"/>
+              </w:rPr>
+              <w:t xml:space="preserve">Enum (Plastic/Organic/Hazardous)</w:t>
+            </w:r>
+          </w:p>
+        </w:tc>
+        <w:tc>
+          <w:tcPr>
+            <w:tcW w:type="dxa" w:w="2500"/>
+            <w:shd w:fill="F8FAFC"/>
+          </w:tcPr>
+          <w:p>
+            <w:r>
+              <w:rPr>
+                <w:sz w:val="20"/>
+                <w:szCs w:val="20"/>
+              </w:rPr>
+              <w:t xml:space="preserve">AI predicted waste category</w:t>
             </w:r>
           </w:p>
         </w:tc>
@@ -4283,6 +4793,254 @@
                 <w:sz w:val="20"/>
                 <w:szCs w:val="20"/>
               </w:rPr>
+              <w:t xml:space="preserve">severity</w:t>
+            </w:r>
+          </w:p>
+        </w:tc>
+        <w:tc>
+          <w:tcPr>
+            <w:tcW w:type="dxa" w:w="2500"/>
+            <w:shd w:fill="FFFFFF"/>
+          </w:tcPr>
+          <w:p>
+            <w:r>
+              <w:rPr>
+                <w:sz w:val="20"/>
+                <w:szCs w:val="20"/>
+              </w:rPr>
+              <w:t xml:space="preserve">String</w:t>
+            </w:r>
+          </w:p>
+        </w:tc>
+        <w:tc>
+          <w:tcPr>
+            <w:tcW w:type="dxa" w:w="2500"/>
+            <w:shd w:fill="FFFFFF"/>
+          </w:tcPr>
+          <w:p>
+            <w:r>
+              <w:rPr>
+                <w:sz w:val="20"/>
+                <w:szCs w:val="20"/>
+              </w:rPr>
+              <w:t xml:space="preserve">Enum (Low/Medium/High)</w:t>
+            </w:r>
+          </w:p>
+        </w:tc>
+        <w:tc>
+          <w:tcPr>
+            <w:tcW w:type="dxa" w:w="2500"/>
+            <w:shd w:fill="FFFFFF"/>
+          </w:tcPr>
+          <w:p>
+            <w:r>
+              <w:rPr>
+                <w:sz w:val="20"/>
+                <w:szCs w:val="20"/>
+              </w:rPr>
+              <w:t xml:space="preserve">AI predicted incident severity level</w:t>
+            </w:r>
+          </w:p>
+        </w:tc>
+      </w:tr>
+      <w:tr>
+        <w:tc>
+          <w:tcPr>
+            <w:tcW w:type="dxa" w:w="2500"/>
+            <w:shd w:fill="F8FAFC"/>
+          </w:tcPr>
+          <w:p>
+            <w:r>
+              <w:rPr>
+                <w:sz w:val="20"/>
+                <w:szCs w:val="20"/>
+              </w:rPr>
+              <w:t xml:space="preserve">status</w:t>
+            </w:r>
+          </w:p>
+        </w:tc>
+        <w:tc>
+          <w:tcPr>
+            <w:tcW w:type="dxa" w:w="2500"/>
+            <w:shd w:fill="F8FAFC"/>
+          </w:tcPr>
+          <w:p>
+            <w:r>
+              <w:rPr>
+                <w:sz w:val="20"/>
+                <w:szCs w:val="20"/>
+              </w:rPr>
+              <w:t xml:space="preserve">String</w:t>
+            </w:r>
+          </w:p>
+        </w:tc>
+        <w:tc>
+          <w:tcPr>
+            <w:tcW w:type="dxa" w:w="2500"/>
+            <w:shd w:fill="F8FAFC"/>
+          </w:tcPr>
+          <w:p>
+            <w:r>
+              <w:rPr>
+                <w:sz w:val="20"/>
+                <w:szCs w:val="20"/>
+              </w:rPr>
+              <w:t xml:space="preserve">Enum (pending/verified/assigned/cleaned/completed)</w:t>
+            </w:r>
+          </w:p>
+        </w:tc>
+        <w:tc>
+          <w:tcPr>
+            <w:tcW w:type="dxa" w:w="2500"/>
+            <w:shd w:fill="F8FAFC"/>
+          </w:tcPr>
+          <w:p>
+            <w:r>
+              <w:rPr>
+                <w:sz w:val="20"/>
+                <w:szCs w:val="20"/>
+              </w:rPr>
+              <w:t xml:space="preserve">Lifecycle resolution status</w:t>
+            </w:r>
+          </w:p>
+        </w:tc>
+      </w:tr>
+      <w:tr>
+        <w:tc>
+          <w:tcPr>
+            <w:tcW w:type="dxa" w:w="2500"/>
+            <w:shd w:fill="FFFFFF"/>
+          </w:tcPr>
+          <w:p>
+            <w:r>
+              <w:rPr>
+                <w:sz w:val="20"/>
+                <w:szCs w:val="20"/>
+              </w:rPr>
+              <w:t xml:space="preserve">assignedToType</w:t>
+            </w:r>
+          </w:p>
+        </w:tc>
+        <w:tc>
+          <w:tcPr>
+            <w:tcW w:type="dxa" w:w="2500"/>
+            <w:shd w:fill="FFFFFF"/>
+          </w:tcPr>
+          <w:p>
+            <w:r>
+              <w:rPr>
+                <w:sz w:val="20"/>
+                <w:szCs w:val="20"/>
+              </w:rPr>
+              <w:t xml:space="preserve">String</w:t>
+            </w:r>
+          </w:p>
+        </w:tc>
+        <w:tc>
+          <w:tcPr>
+            <w:tcW w:type="dxa" w:w="2500"/>
+            <w:shd w:fill="FFFFFF"/>
+          </w:tcPr>
+          <w:p>
+            <w:r>
+              <w:rPr>
+                <w:sz w:val="20"/>
+                <w:szCs w:val="20"/>
+              </w:rPr>
+              <w:t xml:space="preserve">Enum (individual/team)</w:t>
+            </w:r>
+          </w:p>
+        </w:tc>
+        <w:tc>
+          <w:tcPr>
+            <w:tcW w:type="dxa" w:w="2500"/>
+            <w:shd w:fill="FFFFFF"/>
+          </w:tcPr>
+          <w:p>
+            <w:r>
+              <w:rPr>
+                <w:sz w:val="20"/>
+                <w:szCs w:val="20"/>
+              </w:rPr>
+              <w:t xml:space="preserve">Assignment target category</w:t>
+            </w:r>
+          </w:p>
+        </w:tc>
+      </w:tr>
+      <w:tr>
+        <w:tc>
+          <w:tcPr>
+            <w:tcW w:type="dxa" w:w="2500"/>
+            <w:shd w:fill="F8FAFC"/>
+          </w:tcPr>
+          <w:p>
+            <w:r>
+              <w:rPr>
+                <w:sz w:val="20"/>
+                <w:szCs w:val="20"/>
+              </w:rPr>
+              <w:t xml:space="preserve">citizen</w:t>
+            </w:r>
+          </w:p>
+        </w:tc>
+        <w:tc>
+          <w:tcPr>
+            <w:tcW w:type="dxa" w:w="2500"/>
+            <w:shd w:fill="F8FAFC"/>
+          </w:tcPr>
+          <w:p>
+            <w:r>
+              <w:rPr>
+                <w:sz w:val="20"/>
+                <w:szCs w:val="20"/>
+              </w:rPr>
+              <w:t xml:space="preserve">ObjectId</w:t>
+            </w:r>
+          </w:p>
+        </w:tc>
+        <w:tc>
+          <w:tcPr>
+            <w:tcW w:type="dxa" w:w="2500"/>
+            <w:shd w:fill="F8FAFC"/>
+          </w:tcPr>
+          <w:p>
+            <w:r>
+              <w:rPr>
+                <w:sz w:val="20"/>
+                <w:szCs w:val="20"/>
+              </w:rPr>
+              <w:t xml:space="preserve">Ref: User, Required</w:t>
+            </w:r>
+          </w:p>
+        </w:tc>
+        <w:tc>
+          <w:tcPr>
+            <w:tcW w:type="dxa" w:w="2500"/>
+            <w:shd w:fill="F8FAFC"/>
+          </w:tcPr>
+          <w:p>
+            <w:r>
+              <w:rPr>
+                <w:sz w:val="20"/>
+                <w:szCs w:val="20"/>
+              </w:rPr>
+              <w:t xml:space="preserve">Foreign key linking reporting citizen</w:t>
+            </w:r>
+          </w:p>
+        </w:tc>
+      </w:tr>
+      <w:tr>
+        <w:tc>
+          <w:tcPr>
+            <w:tcW w:type="dxa" w:w="2500"/>
+            <w:shd w:fill="FFFFFF"/>
+          </w:tcPr>
+          <w:p>
+            <w:r>
+              <w:rPr>
+                <w:sz w:val="20"/>
+                <w:szCs w:val="20"/>
+              </w:rPr>
               <w:t xml:space="preserve">worker</w:t>
             </w:r>
           </w:p>
@@ -4313,6 +5071,864 @@
                 <w:sz w:val="20"/>
                 <w:szCs w:val="20"/>
               </w:rPr>
+              <w:t xml:space="preserve">Ref: User, Optional</w:t>
+            </w:r>
+          </w:p>
+        </w:tc>
+        <w:tc>
+          <w:tcPr>
+            <w:tcW w:type="dxa" w:w="2500"/>
+            <w:shd w:fill="FFFFFF"/>
+          </w:tcPr>
+          <w:p>
+            <w:r>
+              <w:rPr>
+                <w:sz w:val="20"/>
+                <w:szCs w:val="20"/>
+              </w:rPr>
+              <w:t xml:space="preserve">Foreign key linking assigned worker</w:t>
+            </w:r>
+          </w:p>
+        </w:tc>
+      </w:tr>
+      <w:tr>
+        <w:tc>
+          <w:tcPr>
+            <w:tcW w:type="dxa" w:w="2500"/>
+            <w:shd w:fill="F8FAFC"/>
+          </w:tcPr>
+          <w:p>
+            <w:r>
+              <w:rPr>
+                <w:sz w:val="20"/>
+                <w:szCs w:val="20"/>
+              </w:rPr>
+              <w:t xml:space="preserve">team</w:t>
+            </w:r>
+          </w:p>
+        </w:tc>
+        <w:tc>
+          <w:tcPr>
+            <w:tcW w:type="dxa" w:w="2500"/>
+            <w:shd w:fill="F8FAFC"/>
+          </w:tcPr>
+          <w:p>
+            <w:r>
+              <w:rPr>
+                <w:sz w:val="20"/>
+                <w:szCs w:val="20"/>
+              </w:rPr>
+              <w:t xml:space="preserve">ObjectId</w:t>
+            </w:r>
+          </w:p>
+        </w:tc>
+        <w:tc>
+          <w:tcPr>
+            <w:tcW w:type="dxa" w:w="2500"/>
+            <w:shd w:fill="F8FAFC"/>
+          </w:tcPr>
+          <w:p>
+            <w:r>
+              <w:rPr>
+                <w:sz w:val="20"/>
+                <w:szCs w:val="20"/>
+              </w:rPr>
+              <w:t xml:space="preserve">Ref: Team, Optional</w:t>
+            </w:r>
+          </w:p>
+        </w:tc>
+        <w:tc>
+          <w:tcPr>
+            <w:tcW w:type="dxa" w:w="2500"/>
+            <w:shd w:fill="F8FAFC"/>
+          </w:tcPr>
+          <w:p>
+            <w:r>
+              <w:rPr>
+                <w:sz w:val="20"/>
+                <w:szCs w:val="20"/>
+              </w:rPr>
+              <w:t xml:space="preserve">Foreign key linking assigned cleaning team</w:t>
+            </w:r>
+          </w:p>
+        </w:tc>
+      </w:tr>
+      <w:tr>
+        <w:tc>
+          <w:tcPr>
+            <w:tcW w:type="dxa" w:w="2500"/>
+            <w:shd w:fill="FFFFFF"/>
+          </w:tcPr>
+          <w:p>
+            <w:r>
+              <w:rPr>
+                <w:sz w:val="20"/>
+                <w:szCs w:val="20"/>
+              </w:rPr>
+              <w:t xml:space="preserve">assignedAt</w:t>
+            </w:r>
+          </w:p>
+        </w:tc>
+        <w:tc>
+          <w:tcPr>
+            <w:tcW w:type="dxa" w:w="2500"/>
+            <w:shd w:fill="FFFFFF"/>
+          </w:tcPr>
+          <w:p>
+            <w:r>
+              <w:rPr>
+                <w:sz w:val="20"/>
+                <w:szCs w:val="20"/>
+              </w:rPr>
+              <w:t xml:space="preserve">Date</w:t>
+            </w:r>
+          </w:p>
+        </w:tc>
+        <w:tc>
+          <w:tcPr>
+            <w:tcW w:type="dxa" w:w="2500"/>
+            <w:shd w:fill="FFFFFF"/>
+          </w:tcPr>
+          <w:p>
+            <w:r>
+              <w:rPr>
+                <w:sz w:val="20"/>
+                <w:szCs w:val="20"/>
+              </w:rPr>
+              <w:t xml:space="preserve">Optional</w:t>
+            </w:r>
+          </w:p>
+        </w:tc>
+        <w:tc>
+          <w:tcPr>
+            <w:tcW w:type="dxa" w:w="2500"/>
+            <w:shd w:fill="FFFFFF"/>
+          </w:tcPr>
+          <w:p>
+            <w:r>
+              <w:rPr>
+                <w:sz w:val="20"/>
+                <w:szCs w:val="20"/>
+              </w:rPr>
+              <w:t xml:space="preserve">Timestamp when task was dispatched</w:t>
+            </w:r>
+          </w:p>
+        </w:tc>
+      </w:tr>
+      <w:tr>
+        <w:tc>
+          <w:tcPr>
+            <w:tcW w:type="dxa" w:w="2500"/>
+            <w:shd w:fill="F8FAFC"/>
+          </w:tcPr>
+          <w:p>
+            <w:r>
+              <w:rPr>
+                <w:sz w:val="20"/>
+                <w:szCs w:val="20"/>
+              </w:rPr>
+              <w:t xml:space="preserve">deadlineAt</w:t>
+            </w:r>
+          </w:p>
+        </w:tc>
+        <w:tc>
+          <w:tcPr>
+            <w:tcW w:type="dxa" w:w="2500"/>
+            <w:shd w:fill="F8FAFC"/>
+          </w:tcPr>
+          <w:p>
+            <w:r>
+              <w:rPr>
+                <w:sz w:val="20"/>
+                <w:szCs w:val="20"/>
+              </w:rPr>
+              <w:t xml:space="preserve">Date</w:t>
+            </w:r>
+          </w:p>
+        </w:tc>
+        <w:tc>
+          <w:tcPr>
+            <w:tcW w:type="dxa" w:w="2500"/>
+            <w:shd w:fill="F8FAFC"/>
+          </w:tcPr>
+          <w:p>
+            <w:r>
+              <w:rPr>
+                <w:sz w:val="20"/>
+                <w:szCs w:val="20"/>
+              </w:rPr>
+              <w:t xml:space="preserve">Optional</w:t>
+            </w:r>
+          </w:p>
+        </w:tc>
+        <w:tc>
+          <w:tcPr>
+            <w:tcW w:type="dxa" w:w="2500"/>
+            <w:shd w:fill="F8FAFC"/>
+          </w:tcPr>
+          <w:p>
+            <w:r>
+              <w:rPr>
+                <w:sz w:val="20"/>
+                <w:szCs w:val="20"/>
+              </w:rPr>
+              <w:t xml:space="preserve">Mandatory completion deadline date</w:t>
+            </w:r>
+          </w:p>
+        </w:tc>
+      </w:tr>
+    </w:tbl>
+    <w:p>
+      <w:r>
+        <w:rPr>
+          <w:b/>
+          <w:bCs/>
+          <w:i/>
+          <w:iCs/>
+          <w:sz w:val="22"/>
+          <w:szCs w:val="22"/>
+        </w:rPr>
+        <w:t xml:space="preserve">
+Sample Dummy Document: Complaints Collection (Incident Ticket)</w:t>
+      </w:r>
+    </w:p>
+    <w:tbl>
+      <w:tblPr>
+        <w:tblW w:type="pct" w:w="100%"/>
+        <w:tblBorders>
+          <w:top w:val="single" w:color="auto" w:sz="4"/>
+          <w:left w:val="single" w:color="auto" w:sz="4"/>
+          <w:bottom w:val="single" w:color="auto" w:sz="4"/>
+          <w:right w:val="single" w:color="auto" w:sz="4"/>
+          <w:insideH w:val="single" w:color="auto" w:sz="4"/>
+          <w:insideV w:val="single" w:color="auto" w:sz="4"/>
+        </w:tblBorders>
+      </w:tblPr>
+      <w:tblGrid>
+        <w:gridCol w:w="100"/>
+        <w:gridCol w:w="100"/>
+        <w:gridCol w:w="100"/>
+        <w:gridCol w:w="100"/>
+        <w:gridCol w:w="100"/>
+      </w:tblGrid>
+      <w:tr>
+        <w:tc>
+          <w:tcPr>
+            <w:tcW w:type="dxa" w:w="2000"/>
+            <w:shd w:fill="1E293B"/>
+          </w:tcPr>
+          <w:p>
+            <w:pPr>
+              <w:jc w:val="center"/>
+            </w:pPr>
+            <w:r>
+              <w:rPr>
+                <w:b/>
+                <w:bCs/>
+                <w:color w:val="FFFFFF"/>
+                <w:sz w:val="20"/>
+                <w:szCs w:val="20"/>
+              </w:rPr>
+              <w:t xml:space="preserve">Ticket ID</w:t>
+            </w:r>
+          </w:p>
+        </w:tc>
+        <w:tc>
+          <w:tcPr>
+            <w:tcW w:type="dxa" w:w="2000"/>
+            <w:shd w:fill="1E293B"/>
+          </w:tcPr>
+          <w:p>
+            <w:pPr>
+              <w:jc w:val="center"/>
+            </w:pPr>
+            <w:r>
+              <w:rPr>
+                <w:b/>
+                <w:bCs/>
+                <w:color w:val="FFFFFF"/>
+                <w:sz w:val="20"/>
+                <w:szCs w:val="20"/>
+              </w:rPr>
+              <w:t xml:space="preserve">Title &amp; Geotag Location</w:t>
+            </w:r>
+          </w:p>
+        </w:tc>
+        <w:tc>
+          <w:tcPr>
+            <w:tcW w:type="dxa" w:w="2000"/>
+            <w:shd w:fill="1E293B"/>
+          </w:tcPr>
+          <w:p>
+            <w:pPr>
+              <w:jc w:val="center"/>
+            </w:pPr>
+            <w:r>
+              <w:rPr>
+                <w:b/>
+                <w:bCs/>
+                <w:color w:val="FFFFFF"/>
+                <w:sz w:val="20"/>
+                <w:szCs w:val="20"/>
+              </w:rPr>
+              <w:t xml:space="preserve">AI Category &amp; Severity</w:t>
+            </w:r>
+          </w:p>
+        </w:tc>
+        <w:tc>
+          <w:tcPr>
+            <w:tcW w:type="dxa" w:w="2000"/>
+            <w:shd w:fill="1E293B"/>
+          </w:tcPr>
+          <w:p>
+            <w:pPr>
+              <w:jc w:val="center"/>
+            </w:pPr>
+            <w:r>
+              <w:rPr>
+                <w:b/>
+                <w:bCs/>
+                <w:color w:val="FFFFFF"/>
+                <w:sz w:val="20"/>
+                <w:szCs w:val="20"/>
+              </w:rPr>
+              <w:t xml:space="preserve">Status &amp; Assignment</w:t>
+            </w:r>
+          </w:p>
+        </w:tc>
+        <w:tc>
+          <w:tcPr>
+            <w:tcW w:type="dxa" w:w="2000"/>
+            <w:shd w:fill="1E293B"/>
+          </w:tcPr>
+          <w:p>
+            <w:pPr>
+              <w:jc w:val="center"/>
+            </w:pPr>
+            <w:r>
+              <w:rPr>
+                <w:b/>
+                <w:bCs/>
+                <w:color w:val="FFFFFF"/>
+                <w:sz w:val="20"/>
+                <w:szCs w:val="20"/>
+              </w:rPr>
+              <w:t xml:space="preserve">Timestamps &amp; Proofs</w:t>
+            </w:r>
+          </w:p>
+        </w:tc>
+      </w:tr>
+      <w:tr>
+        <w:tc>
+          <w:tcPr>
+            <w:tcW w:type="dxa" w:w="2000"/>
+            <w:shd w:fill="F8FAFC"/>
+          </w:tcPr>
+          <w:p>
+            <w:r>
+              <w:rPr>
+                <w:sz w:val="20"/>
+                <w:szCs w:val="20"/>
+              </w:rPr>
+              <w:t xml:space="preserve">6718da102a1b9e0087654321</w:t>
+            </w:r>
+          </w:p>
+        </w:tc>
+        <w:tc>
+          <w:tcPr>
+            <w:tcW w:type="dxa" w:w="2000"/>
+            <w:shd w:fill="F8FAFC"/>
+          </w:tcPr>
+          <w:p>
+            <w:r>
+              <w:rPr>
+                <w:sz w:val="20"/>
+                <w:szCs w:val="20"/>
+              </w:rPr>
+              <w:t xml:space="preserve">Perinthalmanna Market Waste Spot
+Address: Market Junction, Ward 4
+Lat: 10.9752, Lng: 76.2238</w:t>
+            </w:r>
+          </w:p>
+        </w:tc>
+        <w:tc>
+          <w:tcPr>
+            <w:tcW w:type="dxa" w:w="2000"/>
+            <w:shd w:fill="F8FAFC"/>
+          </w:tcPr>
+          <w:p>
+            <w:r>
+              <w:rPr>
+                <w:sz w:val="20"/>
+                <w:szCs w:val="20"/>
+              </w:rPr>
+              <w:t xml:space="preserve">wasteType: "Plastic"
+severity: "High"</w:t>
+            </w:r>
+          </w:p>
+        </w:tc>
+        <w:tc>
+          <w:tcPr>
+            <w:tcW w:type="dxa" w:w="2000"/>
+            <w:shd w:fill="F8FAFC"/>
+          </w:tcPr>
+          <w:p>
+            <w:r>
+              <w:rPr>
+                <w:sz w:val="20"/>
+                <w:szCs w:val="20"/>
+              </w:rPr>
+              <w:t xml:space="preserve">status: "completed"
+assignedToType: "individual"
+worker: "Raju"</w:t>
+            </w:r>
+          </w:p>
+        </w:tc>
+        <w:tc>
+          <w:tcPr>
+            <w:tcW w:type="dxa" w:w="2000"/>
+            <w:shd w:fill="F8FAFC"/>
+          </w:tcPr>
+          <w:p>
+            <w:r>
+              <w:rPr>
+                <w:sz w:val="20"/>
+                <w:szCs w:val="20"/>
+              </w:rPr>
+              <w:t xml:space="preserve">photoBefore: "/uploads/dump1.jpg"
+photoAfter: "/uploads/clean1.jpg"
+deadline: 24 Hours</w:t>
+            </w:r>
+          </w:p>
+        </w:tc>
+      </w:tr>
+      <w:tr>
+        <w:tc>
+          <w:tcPr>
+            <w:tcW w:type="dxa" w:w="2000"/>
+            <w:shd w:fill="FFFFFF"/>
+          </w:tcPr>
+          <w:p>
+            <w:r>
+              <w:rPr>
+                <w:sz w:val="20"/>
+                <w:szCs w:val="20"/>
+              </w:rPr>
+              <w:t xml:space="preserve">6718da112a1b9e0087654322</w:t>
+            </w:r>
+          </w:p>
+        </w:tc>
+        <w:tc>
+          <w:tcPr>
+            <w:tcW w:type="dxa" w:w="2000"/>
+            <w:shd w:fill="FFFFFF"/>
+          </w:tcPr>
+          <w:p>
+            <w:r>
+              <w:rPr>
+                <w:sz w:val="20"/>
+                <w:szCs w:val="20"/>
+              </w:rPr>
+              <w:t xml:space="preserve">Bus Stand Overflow Bin
+Address: Main Bus Station, Ward 1
+Lat: 10.9780, Lng: 76.2250</w:t>
+            </w:r>
+          </w:p>
+        </w:tc>
+        <w:tc>
+          <w:tcPr>
+            <w:tcW w:type="dxa" w:w="2000"/>
+            <w:shd w:fill="FFFFFF"/>
+          </w:tcPr>
+          <w:p>
+            <w:r>
+              <w:rPr>
+                <w:sz w:val="20"/>
+                <w:szCs w:val="20"/>
+              </w:rPr>
+              <w:t xml:space="preserve">wasteType: "Organic"
+severity: "Medium"</w:t>
+            </w:r>
+          </w:p>
+        </w:tc>
+        <w:tc>
+          <w:tcPr>
+            <w:tcW w:type="dxa" w:w="2000"/>
+            <w:shd w:fill="FFFFFF"/>
+          </w:tcPr>
+          <w:p>
+            <w:r>
+              <w:rPr>
+                <w:sz w:val="20"/>
+                <w:szCs w:val="20"/>
+              </w:rPr>
+              <w:t xml:space="preserve">status: "assigned"
+assignedToType: "team"
+team: "Ward 1 Squad"</w:t>
+            </w:r>
+          </w:p>
+        </w:tc>
+        <w:tc>
+          <w:tcPr>
+            <w:tcW w:type="dxa" w:w="2000"/>
+            <w:shd w:fill="FFFFFF"/>
+          </w:tcPr>
+          <w:p>
+            <w:r>
+              <w:rPr>
+                <w:sz w:val="20"/>
+                <w:szCs w:val="20"/>
+              </w:rPr>
+              <w:t xml:space="preserve">photoBefore: "/uploads/dump2.jpg"
+photoAfter: null
+deadline: 48 Hours</w:t>
+            </w:r>
+          </w:p>
+        </w:tc>
+      </w:tr>
+    </w:tbl>
+    <w:p>
+      <w:r>
+        <w:rPr>
+          <w:b/>
+          <w:bCs/>
+        </w:rPr>
+        <w:t xml:space="preserve">
+Table 6.3: Teams Collection Schema Field Dictionary</w:t>
+      </w:r>
+    </w:p>
+    <w:tbl>
+      <w:tblPr>
+        <w:tblW w:type="pct" w:w="100%"/>
+        <w:tblBorders>
+          <w:top w:val="single" w:color="auto" w:sz="4"/>
+          <w:left w:val="single" w:color="auto" w:sz="4"/>
+          <w:bottom w:val="single" w:color="auto" w:sz="4"/>
+          <w:right w:val="single" w:color="auto" w:sz="4"/>
+          <w:insideH w:val="single" w:color="auto" w:sz="4"/>
+          <w:insideV w:val="single" w:color="auto" w:sz="4"/>
+        </w:tblBorders>
+      </w:tblPr>
+      <w:tblGrid>
+        <w:gridCol w:w="100"/>
+        <w:gridCol w:w="100"/>
+        <w:gridCol w:w="100"/>
+        <w:gridCol w:w="100"/>
+      </w:tblGrid>
+      <w:tr>
+        <w:tc>
+          <w:tcPr>
+            <w:tcW w:type="dxa" w:w="2500"/>
+            <w:shd w:fill="1E293B"/>
+          </w:tcPr>
+          <w:p>
+            <w:pPr>
+              <w:jc w:val="center"/>
+            </w:pPr>
+            <w:r>
+              <w:rPr>
+                <w:b/>
+                <w:bCs/>
+                <w:color w:val="FFFFFF"/>
+                <w:sz w:val="20"/>
+                <w:szCs w:val="20"/>
+              </w:rPr>
+              <w:t xml:space="preserve">Field Name</w:t>
+            </w:r>
+          </w:p>
+        </w:tc>
+        <w:tc>
+          <w:tcPr>
+            <w:tcW w:type="dxa" w:w="2500"/>
+            <w:shd w:fill="1E293B"/>
+          </w:tcPr>
+          <w:p>
+            <w:pPr>
+              <w:jc w:val="center"/>
+            </w:pPr>
+            <w:r>
+              <w:rPr>
+                <w:b/>
+                <w:bCs/>
+                <w:color w:val="FFFFFF"/>
+                <w:sz w:val="20"/>
+                <w:szCs w:val="20"/>
+              </w:rPr>
+              <w:t xml:space="preserve">Data Type</w:t>
+            </w:r>
+          </w:p>
+        </w:tc>
+        <w:tc>
+          <w:tcPr>
+            <w:tcW w:type="dxa" w:w="2500"/>
+            <w:shd w:fill="1E293B"/>
+          </w:tcPr>
+          <w:p>
+            <w:pPr>
+              <w:jc w:val="center"/>
+            </w:pPr>
+            <w:r>
+              <w:rPr>
+                <w:b/>
+                <w:bCs/>
+                <w:color w:val="FFFFFF"/>
+                <w:sz w:val="20"/>
+                <w:szCs w:val="20"/>
+              </w:rPr>
+              <w:t xml:space="preserve">Constraints</w:t>
+            </w:r>
+          </w:p>
+        </w:tc>
+        <w:tc>
+          <w:tcPr>
+            <w:tcW w:type="dxa" w:w="2500"/>
+            <w:shd w:fill="1E293B"/>
+          </w:tcPr>
+          <w:p>
+            <w:pPr>
+              <w:jc w:val="center"/>
+            </w:pPr>
+            <w:r>
+              <w:rPr>
+                <w:b/>
+                <w:bCs/>
+                <w:color w:val="FFFFFF"/>
+                <w:sz w:val="20"/>
+                <w:szCs w:val="20"/>
+              </w:rPr>
+              <w:t xml:space="preserve">Description</w:t>
+            </w:r>
+          </w:p>
+        </w:tc>
+      </w:tr>
+      <w:tr>
+        <w:tc>
+          <w:tcPr>
+            <w:tcW w:type="dxa" w:w="2500"/>
+            <w:shd w:fill="F8FAFC"/>
+          </w:tcPr>
+          <w:p>
+            <w:r>
+              <w:rPr>
+                <w:sz w:val="20"/>
+                <w:szCs w:val="20"/>
+              </w:rPr>
+              <w:t xml:space="preserve">_id</w:t>
+            </w:r>
+          </w:p>
+        </w:tc>
+        <w:tc>
+          <w:tcPr>
+            <w:tcW w:type="dxa" w:w="2500"/>
+            <w:shd w:fill="F8FAFC"/>
+          </w:tcPr>
+          <w:p>
+            <w:r>
+              <w:rPr>
+                <w:sz w:val="20"/>
+                <w:szCs w:val="20"/>
+              </w:rPr>
+              <w:t xml:space="preserve">ObjectId</w:t>
+            </w:r>
+          </w:p>
+        </w:tc>
+        <w:tc>
+          <w:tcPr>
+            <w:tcW w:type="dxa" w:w="2500"/>
+            <w:shd w:fill="F8FAFC"/>
+          </w:tcPr>
+          <w:p>
+            <w:r>
+              <w:rPr>
+                <w:sz w:val="20"/>
+                <w:szCs w:val="20"/>
+              </w:rPr>
+              <w:t xml:space="preserve">Primary Key</w:t>
+            </w:r>
+          </w:p>
+        </w:tc>
+        <w:tc>
+          <w:tcPr>
+            <w:tcW w:type="dxa" w:w="2500"/>
+            <w:shd w:fill="F8FAFC"/>
+          </w:tcPr>
+          <w:p>
+            <w:r>
+              <w:rPr>
+                <w:sz w:val="20"/>
+                <w:szCs w:val="20"/>
+              </w:rPr>
+              <w:t xml:space="preserve">Auto-generated team ID</w:t>
+            </w:r>
+          </w:p>
+        </w:tc>
+      </w:tr>
+      <w:tr>
+        <w:tc>
+          <w:tcPr>
+            <w:tcW w:type="dxa" w:w="2500"/>
+            <w:shd w:fill="FFFFFF"/>
+          </w:tcPr>
+          <w:p>
+            <w:r>
+              <w:rPr>
+                <w:sz w:val="20"/>
+                <w:szCs w:val="20"/>
+              </w:rPr>
+              <w:t xml:space="preserve">name</w:t>
+            </w:r>
+          </w:p>
+        </w:tc>
+        <w:tc>
+          <w:tcPr>
+            <w:tcW w:type="dxa" w:w="2500"/>
+            <w:shd w:fill="FFFFFF"/>
+          </w:tcPr>
+          <w:p>
+            <w:r>
+              <w:rPr>
+                <w:sz w:val="20"/>
+                <w:szCs w:val="20"/>
+              </w:rPr>
+              <w:t xml:space="preserve">String</w:t>
+            </w:r>
+          </w:p>
+        </w:tc>
+        <w:tc>
+          <w:tcPr>
+            <w:tcW w:type="dxa" w:w="2500"/>
+            <w:shd w:fill="FFFFFF"/>
+          </w:tcPr>
+          <w:p>
+            <w:r>
+              <w:rPr>
+                <w:sz w:val="20"/>
+                <w:szCs w:val="20"/>
+              </w:rPr>
+              <w:t xml:space="preserve">Required, Unique</w:t>
+            </w:r>
+          </w:p>
+        </w:tc>
+        <w:tc>
+          <w:tcPr>
+            <w:tcW w:type="dxa" w:w="2500"/>
+            <w:shd w:fill="FFFFFF"/>
+          </w:tcPr>
+          <w:p>
+            <w:r>
+              <w:rPr>
+                <w:sz w:val="20"/>
+                <w:szCs w:val="20"/>
+              </w:rPr>
+              <w:t xml:space="preserve">Sanitation team squad designation</w:t>
+            </w:r>
+          </w:p>
+        </w:tc>
+      </w:tr>
+      <w:tr>
+        <w:tc>
+          <w:tcPr>
+            <w:tcW w:type="dxa" w:w="2500"/>
+            <w:shd w:fill="F8FAFC"/>
+          </w:tcPr>
+          <w:p>
+            <w:r>
+              <w:rPr>
+                <w:sz w:val="20"/>
+                <w:szCs w:val="20"/>
+              </w:rPr>
+              <w:t xml:space="preserve">leader</w:t>
+            </w:r>
+          </w:p>
+        </w:tc>
+        <w:tc>
+          <w:tcPr>
+            <w:tcW w:type="dxa" w:w="2500"/>
+            <w:shd w:fill="F8FAFC"/>
+          </w:tcPr>
+          <w:p>
+            <w:r>
+              <w:rPr>
+                <w:sz w:val="20"/>
+                <w:szCs w:val="20"/>
+              </w:rPr>
+              <w:t xml:space="preserve">ObjectId</w:t>
+            </w:r>
+          </w:p>
+        </w:tc>
+        <w:tc>
+          <w:tcPr>
+            <w:tcW w:type="dxa" w:w="2500"/>
+            <w:shd w:fill="F8FAFC"/>
+          </w:tcPr>
+          <w:p>
+            <w:r>
+              <w:rPr>
+                <w:sz w:val="20"/>
+                <w:szCs w:val="20"/>
+              </w:rPr>
+              <w:t xml:space="preserve">Ref: User, Optional</w:t>
+            </w:r>
+          </w:p>
+        </w:tc>
+        <w:tc>
+          <w:tcPr>
+            <w:tcW w:type="dxa" w:w="2500"/>
+            <w:shd w:fill="F8FAFC"/>
+          </w:tcPr>
+          <w:p>
+            <w:r>
+              <w:rPr>
+                <w:sz w:val="20"/>
+                <w:szCs w:val="20"/>
+              </w:rPr>
+              <w:t xml:space="preserve">Foreign key linking team lead worker</w:t>
+            </w:r>
+          </w:p>
+        </w:tc>
+      </w:tr>
+      <w:tr>
+        <w:tc>
+          <w:tcPr>
+            <w:tcW w:type="dxa" w:w="2500"/>
+            <w:shd w:fill="FFFFFF"/>
+          </w:tcPr>
+          <w:p>
+            <w:r>
+              <w:rPr>
+                <w:sz w:val="20"/>
+                <w:szCs w:val="20"/>
+              </w:rPr>
+              <w:t xml:space="preserve">members</w:t>
+            </w:r>
+          </w:p>
+        </w:tc>
+        <w:tc>
+          <w:tcPr>
+            <w:tcW w:type="dxa" w:w="2500"/>
+            <w:shd w:fill="FFFFFF"/>
+          </w:tcPr>
+          <w:p>
+            <w:r>
+              <w:rPr>
+                <w:sz w:val="20"/>
+                <w:szCs w:val="20"/>
+              </w:rPr>
+              <w:t xml:space="preserve">Array of ObjectIds</w:t>
+            </w:r>
+          </w:p>
+        </w:tc>
+        <w:tc>
+          <w:tcPr>
+            <w:tcW w:type="dxa" w:w="2500"/>
+            <w:shd w:fill="FFFFFF"/>
+          </w:tcPr>
+          <w:p>
+            <w:r>
+              <w:rPr>
+                <w:sz w:val="20"/>
+                <w:szCs w:val="20"/>
+              </w:rPr>
               <w:t xml:space="preserve">Ref: User</w:t>
             </w:r>
           </w:p>
@@ -4328,7 +5944,1762 @@
                 <w:sz w:val="20"/>
                 <w:szCs w:val="20"/>
               </w:rPr>
-              <w:t xml:space="preserve">Assigned worker user ID</w:t>
+              <w:t xml:space="preserve">List of member worker User IDs</w:t>
+            </w:r>
+          </w:p>
+        </w:tc>
+      </w:tr>
+      <w:tr>
+        <w:tc>
+          <w:tcPr>
+            <w:tcW w:type="dxa" w:w="2500"/>
+            <w:shd w:fill="F8FAFC"/>
+          </w:tcPr>
+          <w:p>
+            <w:r>
+              <w:rPr>
+                <w:sz w:val="20"/>
+                <w:szCs w:val="20"/>
+              </w:rPr>
+              <w:t xml:space="preserve">createdAt</w:t>
+            </w:r>
+          </w:p>
+        </w:tc>
+        <w:tc>
+          <w:tcPr>
+            <w:tcW w:type="dxa" w:w="2500"/>
+            <w:shd w:fill="F8FAFC"/>
+          </w:tcPr>
+          <w:p>
+            <w:r>
+              <w:rPr>
+                <w:sz w:val="20"/>
+                <w:szCs w:val="20"/>
+              </w:rPr>
+              <w:t xml:space="preserve">Date</w:t>
+            </w:r>
+          </w:p>
+        </w:tc>
+        <w:tc>
+          <w:tcPr>
+            <w:tcW w:type="dxa" w:w="2500"/>
+            <w:shd w:fill="F8FAFC"/>
+          </w:tcPr>
+          <w:p>
+            <w:r>
+              <w:rPr>
+                <w:sz w:val="20"/>
+                <w:szCs w:val="20"/>
+              </w:rPr>
+              <w:t xml:space="preserve">Auto-Timestamp</w:t>
+            </w:r>
+          </w:p>
+        </w:tc>
+        <w:tc>
+          <w:tcPr>
+            <w:tcW w:type="dxa" w:w="2500"/>
+            <w:shd w:fill="F8FAFC"/>
+          </w:tcPr>
+          <w:p>
+            <w:r>
+              <w:rPr>
+                <w:sz w:val="20"/>
+                <w:szCs w:val="20"/>
+              </w:rPr>
+              <w:t xml:space="preserve">Team creation timestamp</w:t>
+            </w:r>
+          </w:p>
+        </w:tc>
+      </w:tr>
+    </w:tbl>
+    <w:p>
+      <w:r>
+        <w:rPr>
+          <w:b/>
+          <w:bCs/>
+          <w:i/>
+          <w:iCs/>
+          <w:sz w:val="22"/>
+          <w:szCs w:val="22"/>
+        </w:rPr>
+        <w:t xml:space="preserve">
+Sample Dummy Document: Teams Collection (Sanitation Squads)</w:t>
+      </w:r>
+    </w:p>
+    <w:tbl>
+      <w:tblPr>
+        <w:tblW w:type="pct" w:w="100%"/>
+        <w:tblBorders>
+          <w:top w:val="single" w:color="auto" w:sz="4"/>
+          <w:left w:val="single" w:color="auto" w:sz="4"/>
+          <w:bottom w:val="single" w:color="auto" w:sz="4"/>
+          <w:right w:val="single" w:color="auto" w:sz="4"/>
+          <w:insideH w:val="single" w:color="auto" w:sz="4"/>
+          <w:insideV w:val="single" w:color="auto" w:sz="4"/>
+        </w:tblBorders>
+      </w:tblPr>
+      <w:tblGrid>
+        <w:gridCol w:w="100"/>
+        <w:gridCol w:w="100"/>
+        <w:gridCol w:w="100"/>
+        <w:gridCol w:w="100"/>
+      </w:tblGrid>
+      <w:tr>
+        <w:tc>
+          <w:tcPr>
+            <w:tcW w:type="dxa" w:w="2500"/>
+            <w:shd w:fill="1E293B"/>
+          </w:tcPr>
+          <w:p>
+            <w:pPr>
+              <w:jc w:val="center"/>
+            </w:pPr>
+            <w:r>
+              <w:rPr>
+                <w:b/>
+                <w:bCs/>
+                <w:color w:val="FFFFFF"/>
+                <w:sz w:val="20"/>
+                <w:szCs w:val="20"/>
+              </w:rPr>
+              <w:t xml:space="preserve">Team ID</w:t>
+            </w:r>
+          </w:p>
+        </w:tc>
+        <w:tc>
+          <w:tcPr>
+            <w:tcW w:type="dxa" w:w="2500"/>
+            <w:shd w:fill="1E293B"/>
+          </w:tcPr>
+          <w:p>
+            <w:pPr>
+              <w:jc w:val="center"/>
+            </w:pPr>
+            <w:r>
+              <w:rPr>
+                <w:b/>
+                <w:bCs/>
+                <w:color w:val="FFFFFF"/>
+                <w:sz w:val="20"/>
+                <w:szCs w:val="20"/>
+              </w:rPr>
+              <w:t xml:space="preserve">Squad Name</w:t>
+            </w:r>
+          </w:p>
+        </w:tc>
+        <w:tc>
+          <w:tcPr>
+            <w:tcW w:type="dxa" w:w="2500"/>
+            <w:shd w:fill="1E293B"/>
+          </w:tcPr>
+          <w:p>
+            <w:pPr>
+              <w:jc w:val="center"/>
+            </w:pPr>
+            <w:r>
+              <w:rPr>
+                <w:b/>
+                <w:bCs/>
+                <w:color w:val="FFFFFF"/>
+                <w:sz w:val="20"/>
+                <w:szCs w:val="20"/>
+              </w:rPr>
+              <w:t xml:space="preserve">Leader ID</w:t>
+            </w:r>
+          </w:p>
+        </w:tc>
+        <w:tc>
+          <w:tcPr>
+            <w:tcW w:type="dxa" w:w="2500"/>
+            <w:shd w:fill="1E293B"/>
+          </w:tcPr>
+          <w:p>
+            <w:pPr>
+              <w:jc w:val="center"/>
+            </w:pPr>
+            <w:r>
+              <w:rPr>
+                <w:b/>
+                <w:bCs/>
+                <w:color w:val="FFFFFF"/>
+                <w:sz w:val="20"/>
+                <w:szCs w:val="20"/>
+              </w:rPr>
+              <w:t xml:space="preserve">Member Worker IDs Count</w:t>
+            </w:r>
+          </w:p>
+        </w:tc>
+      </w:tr>
+      <w:tr>
+        <w:tc>
+          <w:tcPr>
+            <w:tcW w:type="dxa" w:w="2500"/>
+            <w:shd w:fill="F8FAFC"/>
+          </w:tcPr>
+          <w:p>
+            <w:r>
+              <w:rPr>
+                <w:sz w:val="20"/>
+                <w:szCs w:val="20"/>
+              </w:rPr>
+              <w:t xml:space="preserve">6718da552a1b9e0055443322</w:t>
+            </w:r>
+          </w:p>
+        </w:tc>
+        <w:tc>
+          <w:tcPr>
+            <w:tcW w:type="dxa" w:w="2500"/>
+            <w:shd w:fill="F8FAFC"/>
+          </w:tcPr>
+          <w:p>
+            <w:r>
+              <w:rPr>
+                <w:sz w:val="20"/>
+                <w:szCs w:val="20"/>
+              </w:rPr>
+              <w:t xml:space="preserve">Perinthalmanna East Rapid Squad</w:t>
+            </w:r>
+          </w:p>
+        </w:tc>
+        <w:tc>
+          <w:tcPr>
+            <w:tcW w:type="dxa" w:w="2500"/>
+            <w:shd w:fill="F8FAFC"/>
+          </w:tcPr>
+          <w:p>
+            <w:r>
+              <w:rPr>
+                <w:sz w:val="20"/>
+                <w:szCs w:val="20"/>
+              </w:rPr>
+              <w:t xml:space="preserve">6718d9e12a1b9e0099887766</w:t>
+            </w:r>
+          </w:p>
+        </w:tc>
+        <w:tc>
+          <w:tcPr>
+            <w:tcW w:type="dxa" w:w="2500"/>
+            <w:shd w:fill="F8FAFC"/>
+          </w:tcPr>
+          <w:p>
+            <w:r>
+              <w:rPr>
+                <w:sz w:val="20"/>
+                <w:szCs w:val="20"/>
+              </w:rPr>
+              <w:t xml:space="preserve">members: ["6718d9e1...", "6718d9e2...", "6718d9e3..."] (3 Workers)</w:t>
+            </w:r>
+          </w:p>
+        </w:tc>
+      </w:tr>
+      <w:tr>
+        <w:tc>
+          <w:tcPr>
+            <w:tcW w:type="dxa" w:w="2500"/>
+            <w:shd w:fill="FFFFFF"/>
+          </w:tcPr>
+          <w:p>
+            <w:r>
+              <w:rPr>
+                <w:sz w:val="20"/>
+                <w:szCs w:val="20"/>
+              </w:rPr>
+              <w:t xml:space="preserve">6718da562a1b9e0055443323</w:t>
+            </w:r>
+          </w:p>
+        </w:tc>
+        <w:tc>
+          <w:tcPr>
+            <w:tcW w:type="dxa" w:w="2500"/>
+            <w:shd w:fill="FFFFFF"/>
+          </w:tcPr>
+          <w:p>
+            <w:r>
+              <w:rPr>
+                <w:sz w:val="20"/>
+                <w:szCs w:val="20"/>
+              </w:rPr>
+              <w:t xml:space="preserve">Ward 4 Heavy Sanitation Unit</w:t>
+            </w:r>
+          </w:p>
+        </w:tc>
+        <w:tc>
+          <w:tcPr>
+            <w:tcW w:type="dxa" w:w="2500"/>
+            <w:shd w:fill="FFFFFF"/>
+          </w:tcPr>
+          <w:p>
+            <w:r>
+              <w:rPr>
+                <w:sz w:val="20"/>
+                <w:szCs w:val="20"/>
+              </w:rPr>
+              <w:t xml:space="preserve">6718d9e42a1b9e0099887788</w:t>
+            </w:r>
+          </w:p>
+        </w:tc>
+        <w:tc>
+          <w:tcPr>
+            <w:tcW w:type="dxa" w:w="2500"/>
+            <w:shd w:fill="FFFFFF"/>
+          </w:tcPr>
+          <w:p>
+            <w:r>
+              <w:rPr>
+                <w:sz w:val="20"/>
+                <w:szCs w:val="20"/>
+              </w:rPr>
+              <w:t xml:space="preserve">members: ["6718d9e4...", "6718d9e5..."] (2 Workers)</w:t>
+            </w:r>
+          </w:p>
+        </w:tc>
+      </w:tr>
+    </w:tbl>
+    <w:p>
+      <w:r>
+        <w:rPr>
+          <w:b/>
+          <w:bCs/>
+        </w:rPr>
+        <w:t xml:space="preserve">
+Table 6.4: Announcements Collection Schema Field Dictionary</w:t>
+      </w:r>
+    </w:p>
+    <w:tbl>
+      <w:tblPr>
+        <w:tblW w:type="pct" w:w="100%"/>
+        <w:tblBorders>
+          <w:top w:val="single" w:color="auto" w:sz="4"/>
+          <w:left w:val="single" w:color="auto" w:sz="4"/>
+          <w:bottom w:val="single" w:color="auto" w:sz="4"/>
+          <w:right w:val="single" w:color="auto" w:sz="4"/>
+          <w:insideH w:val="single" w:color="auto" w:sz="4"/>
+          <w:insideV w:val="single" w:color="auto" w:sz="4"/>
+        </w:tblBorders>
+      </w:tblPr>
+      <w:tblGrid>
+        <w:gridCol w:w="100"/>
+        <w:gridCol w:w="100"/>
+        <w:gridCol w:w="100"/>
+        <w:gridCol w:w="100"/>
+      </w:tblGrid>
+      <w:tr>
+        <w:tc>
+          <w:tcPr>
+            <w:tcW w:type="dxa" w:w="2500"/>
+            <w:shd w:fill="1E293B"/>
+          </w:tcPr>
+          <w:p>
+            <w:pPr>
+              <w:jc w:val="center"/>
+            </w:pPr>
+            <w:r>
+              <w:rPr>
+                <w:b/>
+                <w:bCs/>
+                <w:color w:val="FFFFFF"/>
+                <w:sz w:val="20"/>
+                <w:szCs w:val="20"/>
+              </w:rPr>
+              <w:t xml:space="preserve">Field Name</w:t>
+            </w:r>
+          </w:p>
+        </w:tc>
+        <w:tc>
+          <w:tcPr>
+            <w:tcW w:type="dxa" w:w="2500"/>
+            <w:shd w:fill="1E293B"/>
+          </w:tcPr>
+          <w:p>
+            <w:pPr>
+              <w:jc w:val="center"/>
+            </w:pPr>
+            <w:r>
+              <w:rPr>
+                <w:b/>
+                <w:bCs/>
+                <w:color w:val="FFFFFF"/>
+                <w:sz w:val="20"/>
+                <w:szCs w:val="20"/>
+              </w:rPr>
+              <w:t xml:space="preserve">Data Type</w:t>
+            </w:r>
+          </w:p>
+        </w:tc>
+        <w:tc>
+          <w:tcPr>
+            <w:tcW w:type="dxa" w:w="2500"/>
+            <w:shd w:fill="1E293B"/>
+          </w:tcPr>
+          <w:p>
+            <w:pPr>
+              <w:jc w:val="center"/>
+            </w:pPr>
+            <w:r>
+              <w:rPr>
+                <w:b/>
+                <w:bCs/>
+                <w:color w:val="FFFFFF"/>
+                <w:sz w:val="20"/>
+                <w:szCs w:val="20"/>
+              </w:rPr>
+              <w:t xml:space="preserve">Constraints</w:t>
+            </w:r>
+          </w:p>
+        </w:tc>
+        <w:tc>
+          <w:tcPr>
+            <w:tcW w:type="dxa" w:w="2500"/>
+            <w:shd w:fill="1E293B"/>
+          </w:tcPr>
+          <w:p>
+            <w:pPr>
+              <w:jc w:val="center"/>
+            </w:pPr>
+            <w:r>
+              <w:rPr>
+                <w:b/>
+                <w:bCs/>
+                <w:color w:val="FFFFFF"/>
+                <w:sz w:val="20"/>
+                <w:szCs w:val="20"/>
+              </w:rPr>
+              <w:t xml:space="preserve">Description</w:t>
+            </w:r>
+          </w:p>
+        </w:tc>
+      </w:tr>
+      <w:tr>
+        <w:tc>
+          <w:tcPr>
+            <w:tcW w:type="dxa" w:w="2500"/>
+            <w:shd w:fill="F8FAFC"/>
+          </w:tcPr>
+          <w:p>
+            <w:r>
+              <w:rPr>
+                <w:sz w:val="20"/>
+                <w:szCs w:val="20"/>
+              </w:rPr>
+              <w:t xml:space="preserve">_id</w:t>
+            </w:r>
+          </w:p>
+        </w:tc>
+        <w:tc>
+          <w:tcPr>
+            <w:tcW w:type="dxa" w:w="2500"/>
+            <w:shd w:fill="F8FAFC"/>
+          </w:tcPr>
+          <w:p>
+            <w:r>
+              <w:rPr>
+                <w:sz w:val="20"/>
+                <w:szCs w:val="20"/>
+              </w:rPr>
+              <w:t xml:space="preserve">ObjectId</w:t>
+            </w:r>
+          </w:p>
+        </w:tc>
+        <w:tc>
+          <w:tcPr>
+            <w:tcW w:type="dxa" w:w="2500"/>
+            <w:shd w:fill="F8FAFC"/>
+          </w:tcPr>
+          <w:p>
+            <w:r>
+              <w:rPr>
+                <w:sz w:val="20"/>
+                <w:szCs w:val="20"/>
+              </w:rPr>
+              <w:t xml:space="preserve">Primary Key</w:t>
+            </w:r>
+          </w:p>
+        </w:tc>
+        <w:tc>
+          <w:tcPr>
+            <w:tcW w:type="dxa" w:w="2500"/>
+            <w:shd w:fill="F8FAFC"/>
+          </w:tcPr>
+          <w:p>
+            <w:r>
+              <w:rPr>
+                <w:sz w:val="20"/>
+                <w:szCs w:val="20"/>
+              </w:rPr>
+              <w:t xml:space="preserve">Auto-generated bulletin ID</w:t>
+            </w:r>
+          </w:p>
+        </w:tc>
+      </w:tr>
+      <w:tr>
+        <w:tc>
+          <w:tcPr>
+            <w:tcW w:type="dxa" w:w="2500"/>
+            <w:shd w:fill="FFFFFF"/>
+          </w:tcPr>
+          <w:p>
+            <w:r>
+              <w:rPr>
+                <w:sz w:val="20"/>
+                <w:szCs w:val="20"/>
+              </w:rPr>
+              <w:t xml:space="preserve">title</w:t>
+            </w:r>
+          </w:p>
+        </w:tc>
+        <w:tc>
+          <w:tcPr>
+            <w:tcW w:type="dxa" w:w="2500"/>
+            <w:shd w:fill="FFFFFF"/>
+          </w:tcPr>
+          <w:p>
+            <w:r>
+              <w:rPr>
+                <w:sz w:val="20"/>
+                <w:szCs w:val="20"/>
+              </w:rPr>
+              <w:t xml:space="preserve">String</w:t>
+            </w:r>
+          </w:p>
+        </w:tc>
+        <w:tc>
+          <w:tcPr>
+            <w:tcW w:type="dxa" w:w="2500"/>
+            <w:shd w:fill="FFFFFF"/>
+          </w:tcPr>
+          <w:p>
+            <w:r>
+              <w:rPr>
+                <w:sz w:val="20"/>
+                <w:szCs w:val="20"/>
+              </w:rPr>
+              <w:t xml:space="preserve">Required</w:t>
+            </w:r>
+          </w:p>
+        </w:tc>
+        <w:tc>
+          <w:tcPr>
+            <w:tcW w:type="dxa" w:w="2500"/>
+            <w:shd w:fill="FFFFFF"/>
+          </w:tcPr>
+          <w:p>
+            <w:r>
+              <w:rPr>
+                <w:sz w:val="20"/>
+                <w:szCs w:val="20"/>
+              </w:rPr>
+              <w:t xml:space="preserve">Municipal announcement header</w:t>
+            </w:r>
+          </w:p>
+        </w:tc>
+      </w:tr>
+      <w:tr>
+        <w:tc>
+          <w:tcPr>
+            <w:tcW w:type="dxa" w:w="2500"/>
+            <w:shd w:fill="F8FAFC"/>
+          </w:tcPr>
+          <w:p>
+            <w:r>
+              <w:rPr>
+                <w:sz w:val="20"/>
+                <w:szCs w:val="20"/>
+              </w:rPr>
+              <w:t xml:space="preserve">content</w:t>
+            </w:r>
+          </w:p>
+        </w:tc>
+        <w:tc>
+          <w:tcPr>
+            <w:tcW w:type="dxa" w:w="2500"/>
+            <w:shd w:fill="F8FAFC"/>
+          </w:tcPr>
+          <w:p>
+            <w:r>
+              <w:rPr>
+                <w:sz w:val="20"/>
+                <w:szCs w:val="20"/>
+              </w:rPr>
+              <w:t xml:space="preserve">String</w:t>
+            </w:r>
+          </w:p>
+        </w:tc>
+        <w:tc>
+          <w:tcPr>
+            <w:tcW w:type="dxa" w:w="2500"/>
+            <w:shd w:fill="F8FAFC"/>
+          </w:tcPr>
+          <w:p>
+            <w:r>
+              <w:rPr>
+                <w:sz w:val="20"/>
+                <w:szCs w:val="20"/>
+              </w:rPr>
+              <w:t xml:space="preserve">Required</w:t>
+            </w:r>
+          </w:p>
+        </w:tc>
+        <w:tc>
+          <w:tcPr>
+            <w:tcW w:type="dxa" w:w="2500"/>
+            <w:shd w:fill="F8FAFC"/>
+          </w:tcPr>
+          <w:p>
+            <w:r>
+              <w:rPr>
+                <w:sz w:val="20"/>
+                <w:szCs w:val="20"/>
+              </w:rPr>
+              <w:t xml:space="preserve">Full announcement text content</w:t>
+            </w:r>
+          </w:p>
+        </w:tc>
+      </w:tr>
+      <w:tr>
+        <w:tc>
+          <w:tcPr>
+            <w:tcW w:type="dxa" w:w="2500"/>
+            <w:shd w:fill="FFFFFF"/>
+          </w:tcPr>
+          <w:p>
+            <w:r>
+              <w:rPr>
+                <w:sz w:val="20"/>
+                <w:szCs w:val="20"/>
+              </w:rPr>
+              <w:t xml:space="preserve">target</w:t>
+            </w:r>
+          </w:p>
+        </w:tc>
+        <w:tc>
+          <w:tcPr>
+            <w:tcW w:type="dxa" w:w="2500"/>
+            <w:shd w:fill="FFFFFF"/>
+          </w:tcPr>
+          <w:p>
+            <w:r>
+              <w:rPr>
+                <w:sz w:val="20"/>
+                <w:szCs w:val="20"/>
+              </w:rPr>
+              <w:t xml:space="preserve">String</w:t>
+            </w:r>
+          </w:p>
+        </w:tc>
+        <w:tc>
+          <w:tcPr>
+            <w:tcW w:type="dxa" w:w="2500"/>
+            <w:shd w:fill="FFFFFF"/>
+          </w:tcPr>
+          <w:p>
+            <w:r>
+              <w:rPr>
+                <w:sz w:val="20"/>
+                <w:szCs w:val="20"/>
+              </w:rPr>
+              <w:t xml:space="preserve">Enum (all/citizen/worker)</w:t>
+            </w:r>
+          </w:p>
+        </w:tc>
+        <w:tc>
+          <w:tcPr>
+            <w:tcW w:type="dxa" w:w="2500"/>
+            <w:shd w:fill="FFFFFF"/>
+          </w:tcPr>
+          <w:p>
+            <w:r>
+              <w:rPr>
+                <w:sz w:val="20"/>
+                <w:szCs w:val="20"/>
+              </w:rPr>
+              <w:t xml:space="preserve">Target user role audience</w:t>
+            </w:r>
+          </w:p>
+        </w:tc>
+      </w:tr>
+      <w:tr>
+        <w:tc>
+          <w:tcPr>
+            <w:tcW w:type="dxa" w:w="2500"/>
+            <w:shd w:fill="F8FAFC"/>
+          </w:tcPr>
+          <w:p>
+            <w:r>
+              <w:rPr>
+                <w:sz w:val="20"/>
+                <w:szCs w:val="20"/>
+              </w:rPr>
+              <w:t xml:space="preserve">createdAt</w:t>
+            </w:r>
+          </w:p>
+        </w:tc>
+        <w:tc>
+          <w:tcPr>
+            <w:tcW w:type="dxa" w:w="2500"/>
+            <w:shd w:fill="F8FAFC"/>
+          </w:tcPr>
+          <w:p>
+            <w:r>
+              <w:rPr>
+                <w:sz w:val="20"/>
+                <w:szCs w:val="20"/>
+              </w:rPr>
+              <w:t xml:space="preserve">Date</w:t>
+            </w:r>
+          </w:p>
+        </w:tc>
+        <w:tc>
+          <w:tcPr>
+            <w:tcW w:type="dxa" w:w="2500"/>
+            <w:shd w:fill="F8FAFC"/>
+          </w:tcPr>
+          <w:p>
+            <w:r>
+              <w:rPr>
+                <w:sz w:val="20"/>
+                <w:szCs w:val="20"/>
+              </w:rPr>
+              <w:t xml:space="preserve">Auto-Timestamp</w:t>
+            </w:r>
+          </w:p>
+        </w:tc>
+        <w:tc>
+          <w:tcPr>
+            <w:tcW w:type="dxa" w:w="2500"/>
+            <w:shd w:fill="F8FAFC"/>
+          </w:tcPr>
+          <w:p>
+            <w:r>
+              <w:rPr>
+                <w:sz w:val="20"/>
+                <w:szCs w:val="20"/>
+              </w:rPr>
+              <w:t xml:space="preserve">Bulletin publication date</w:t>
+            </w:r>
+          </w:p>
+        </w:tc>
+      </w:tr>
+    </w:tbl>
+    <w:p>
+      <w:r>
+        <w:rPr>
+          <w:b/>
+          <w:bCs/>
+          <w:i/>
+          <w:iCs/>
+          <w:sz w:val="22"/>
+          <w:szCs w:val="22"/>
+        </w:rPr>
+        <w:t xml:space="preserve">
+Sample Dummy Document: Announcements Collection</w:t>
+      </w:r>
+    </w:p>
+    <w:tbl>
+      <w:tblPr>
+        <w:tblW w:type="pct" w:w="100%"/>
+        <w:tblBorders>
+          <w:top w:val="single" w:color="auto" w:sz="4"/>
+          <w:left w:val="single" w:color="auto" w:sz="4"/>
+          <w:bottom w:val="single" w:color="auto" w:sz="4"/>
+          <w:right w:val="single" w:color="auto" w:sz="4"/>
+          <w:insideH w:val="single" w:color="auto" w:sz="4"/>
+          <w:insideV w:val="single" w:color="auto" w:sz="4"/>
+        </w:tblBorders>
+      </w:tblPr>
+      <w:tblGrid>
+        <w:gridCol w:w="100"/>
+        <w:gridCol w:w="100"/>
+        <w:gridCol w:w="100"/>
+        <w:gridCol w:w="100"/>
+      </w:tblGrid>
+      <w:tr>
+        <w:tc>
+          <w:tcPr>
+            <w:tcW w:type="dxa" w:w="2500"/>
+            <w:shd w:fill="1E293B"/>
+          </w:tcPr>
+          <w:p>
+            <w:pPr>
+              <w:jc w:val="center"/>
+            </w:pPr>
+            <w:r>
+              <w:rPr>
+                <w:b/>
+                <w:bCs/>
+                <w:color w:val="FFFFFF"/>
+                <w:sz w:val="20"/>
+                <w:szCs w:val="20"/>
+              </w:rPr>
+              <w:t xml:space="preserve">Bulletin ID</w:t>
+            </w:r>
+          </w:p>
+        </w:tc>
+        <w:tc>
+          <w:tcPr>
+            <w:tcW w:type="dxa" w:w="2500"/>
+            <w:shd w:fill="1E293B"/>
+          </w:tcPr>
+          <w:p>
+            <w:pPr>
+              <w:jc w:val="center"/>
+            </w:pPr>
+            <w:r>
+              <w:rPr>
+                <w:b/>
+                <w:bCs/>
+                <w:color w:val="FFFFFF"/>
+                <w:sz w:val="20"/>
+                <w:szCs w:val="20"/>
+              </w:rPr>
+              <w:t xml:space="preserve">Title</w:t>
+            </w:r>
+          </w:p>
+        </w:tc>
+        <w:tc>
+          <w:tcPr>
+            <w:tcW w:type="dxa" w:w="2500"/>
+            <w:shd w:fill="1E293B"/>
+          </w:tcPr>
+          <w:p>
+            <w:pPr>
+              <w:jc w:val="center"/>
+            </w:pPr>
+            <w:r>
+              <w:rPr>
+                <w:b/>
+                <w:bCs/>
+                <w:color w:val="FFFFFF"/>
+                <w:sz w:val="20"/>
+                <w:szCs w:val="20"/>
+              </w:rPr>
+              <w:t xml:space="preserve">Target Audience</w:t>
+            </w:r>
+          </w:p>
+        </w:tc>
+        <w:tc>
+          <w:tcPr>
+            <w:tcW w:type="dxa" w:w="2500"/>
+            <w:shd w:fill="1E293B"/>
+          </w:tcPr>
+          <w:p>
+            <w:pPr>
+              <w:jc w:val="center"/>
+            </w:pPr>
+            <w:r>
+              <w:rPr>
+                <w:b/>
+                <w:bCs/>
+                <w:color w:val="FFFFFF"/>
+                <w:sz w:val="20"/>
+                <w:szCs w:val="20"/>
+              </w:rPr>
+              <w:t xml:space="preserve">Content Body</w:t>
+            </w:r>
+          </w:p>
+        </w:tc>
+      </w:tr>
+      <w:tr>
+        <w:tc>
+          <w:tcPr>
+            <w:tcW w:type="dxa" w:w="2500"/>
+            <w:shd w:fill="F8FAFC"/>
+          </w:tcPr>
+          <w:p>
+            <w:r>
+              <w:rPr>
+                <w:sz w:val="20"/>
+                <w:szCs w:val="20"/>
+              </w:rPr>
+              <w:t xml:space="preserve">6718da882a1b9e0011223344</w:t>
+            </w:r>
+          </w:p>
+        </w:tc>
+        <w:tc>
+          <w:tcPr>
+            <w:tcW w:type="dxa" w:w="2500"/>
+            <w:shd w:fill="F8FAFC"/>
+          </w:tcPr>
+          <w:p>
+            <w:r>
+              <w:rPr>
+                <w:sz w:val="20"/>
+                <w:szCs w:val="20"/>
+              </w:rPr>
+              <w:t xml:space="preserve">Special Electronic Waste Collection Drive</w:t>
+            </w:r>
+          </w:p>
+        </w:tc>
+        <w:tc>
+          <w:tcPr>
+            <w:tcW w:type="dxa" w:w="2500"/>
+            <w:shd w:fill="F8FAFC"/>
+          </w:tcPr>
+          <w:p>
+            <w:r>
+              <w:rPr>
+                <w:sz w:val="20"/>
+                <w:szCs w:val="20"/>
+              </w:rPr>
+              <w:t xml:space="preserve">target: "all"</w:t>
+            </w:r>
+          </w:p>
+        </w:tc>
+        <w:tc>
+          <w:tcPr>
+            <w:tcW w:type="dxa" w:w="2500"/>
+            <w:shd w:fill="F8FAFC"/>
+          </w:tcPr>
+          <w:p>
+            <w:r>
+              <w:rPr>
+                <w:sz w:val="20"/>
+                <w:szCs w:val="20"/>
+              </w:rPr>
+              <w:t xml:space="preserve">Perinthalmanna Municipality is organizing a free E-Waste collection drive at Municipal Bus Stand this Saturday.</w:t>
+            </w:r>
+          </w:p>
+        </w:tc>
+      </w:tr>
+      <w:tr>
+        <w:tc>
+          <w:tcPr>
+            <w:tcW w:type="dxa" w:w="2500"/>
+            <w:shd w:fill="FFFFFF"/>
+          </w:tcPr>
+          <w:p>
+            <w:r>
+              <w:rPr>
+                <w:sz w:val="20"/>
+                <w:szCs w:val="20"/>
+              </w:rPr>
+              <w:t xml:space="preserve">6718da892a1b9e0011223345</w:t>
+            </w:r>
+          </w:p>
+        </w:tc>
+        <w:tc>
+          <w:tcPr>
+            <w:tcW w:type="dxa" w:w="2500"/>
+            <w:shd w:fill="FFFFFF"/>
+          </w:tcPr>
+          <w:p>
+            <w:r>
+              <w:rPr>
+                <w:sz w:val="20"/>
+                <w:szCs w:val="20"/>
+              </w:rPr>
+              <w:t xml:space="preserve">Ward 4 Monsoon Sanitation Guidelines</w:t>
+            </w:r>
+          </w:p>
+        </w:tc>
+        <w:tc>
+          <w:tcPr>
+            <w:tcW w:type="dxa" w:w="2500"/>
+            <w:shd w:fill="FFFFFF"/>
+          </w:tcPr>
+          <w:p>
+            <w:r>
+              <w:rPr>
+                <w:sz w:val="20"/>
+                <w:szCs w:val="20"/>
+              </w:rPr>
+              <w:t xml:space="preserve">target: "citizen"</w:t>
+            </w:r>
+          </w:p>
+        </w:tc>
+        <w:tc>
+          <w:tcPr>
+            <w:tcW w:type="dxa" w:w="2500"/>
+            <w:shd w:fill="FFFFFF"/>
+          </w:tcPr>
+          <w:p>
+            <w:r>
+              <w:rPr>
+                <w:sz w:val="20"/>
+                <w:szCs w:val="20"/>
+              </w:rPr>
+              <w:t xml:space="preserve">Citizens are requested to segregate bio-degradable wet waste from dry plastic waste during rain alerts.</w:t>
+            </w:r>
+          </w:p>
+        </w:tc>
+      </w:tr>
+    </w:tbl>
+    <w:p>
+      <w:r>
+        <w:rPr>
+          <w:b/>
+          <w:bCs/>
+        </w:rPr>
+        <w:t xml:space="preserve">
+Table 6.5: Notifications Collection Schema Field Dictionary</w:t>
+      </w:r>
+    </w:p>
+    <w:tbl>
+      <w:tblPr>
+        <w:tblW w:type="pct" w:w="100%"/>
+        <w:tblBorders>
+          <w:top w:val="single" w:color="auto" w:sz="4"/>
+          <w:left w:val="single" w:color="auto" w:sz="4"/>
+          <w:bottom w:val="single" w:color="auto" w:sz="4"/>
+          <w:right w:val="single" w:color="auto" w:sz="4"/>
+          <w:insideH w:val="single" w:color="auto" w:sz="4"/>
+          <w:insideV w:val="single" w:color="auto" w:sz="4"/>
+        </w:tblBorders>
+      </w:tblPr>
+      <w:tblGrid>
+        <w:gridCol w:w="100"/>
+        <w:gridCol w:w="100"/>
+        <w:gridCol w:w="100"/>
+        <w:gridCol w:w="100"/>
+      </w:tblGrid>
+      <w:tr>
+        <w:tc>
+          <w:tcPr>
+            <w:tcW w:type="dxa" w:w="2500"/>
+            <w:shd w:fill="1E293B"/>
+          </w:tcPr>
+          <w:p>
+            <w:pPr>
+              <w:jc w:val="center"/>
+            </w:pPr>
+            <w:r>
+              <w:rPr>
+                <w:b/>
+                <w:bCs/>
+                <w:color w:val="FFFFFF"/>
+                <w:sz w:val="20"/>
+                <w:szCs w:val="20"/>
+              </w:rPr>
+              <w:t xml:space="preserve">Field Name</w:t>
+            </w:r>
+          </w:p>
+        </w:tc>
+        <w:tc>
+          <w:tcPr>
+            <w:tcW w:type="dxa" w:w="2500"/>
+            <w:shd w:fill="1E293B"/>
+          </w:tcPr>
+          <w:p>
+            <w:pPr>
+              <w:jc w:val="center"/>
+            </w:pPr>
+            <w:r>
+              <w:rPr>
+                <w:b/>
+                <w:bCs/>
+                <w:color w:val="FFFFFF"/>
+                <w:sz w:val="20"/>
+                <w:szCs w:val="20"/>
+              </w:rPr>
+              <w:t xml:space="preserve">Data Type</w:t>
+            </w:r>
+          </w:p>
+        </w:tc>
+        <w:tc>
+          <w:tcPr>
+            <w:tcW w:type="dxa" w:w="2500"/>
+            <w:shd w:fill="1E293B"/>
+          </w:tcPr>
+          <w:p>
+            <w:pPr>
+              <w:jc w:val="center"/>
+            </w:pPr>
+            <w:r>
+              <w:rPr>
+                <w:b/>
+                <w:bCs/>
+                <w:color w:val="FFFFFF"/>
+                <w:sz w:val="20"/>
+                <w:szCs w:val="20"/>
+              </w:rPr>
+              <w:t xml:space="preserve">Constraints</w:t>
+            </w:r>
+          </w:p>
+        </w:tc>
+        <w:tc>
+          <w:tcPr>
+            <w:tcW w:type="dxa" w:w="2500"/>
+            <w:shd w:fill="1E293B"/>
+          </w:tcPr>
+          <w:p>
+            <w:pPr>
+              <w:jc w:val="center"/>
+            </w:pPr>
+            <w:r>
+              <w:rPr>
+                <w:b/>
+                <w:bCs/>
+                <w:color w:val="FFFFFF"/>
+                <w:sz w:val="20"/>
+                <w:szCs w:val="20"/>
+              </w:rPr>
+              <w:t xml:space="preserve">Description</w:t>
+            </w:r>
+          </w:p>
+        </w:tc>
+      </w:tr>
+      <w:tr>
+        <w:tc>
+          <w:tcPr>
+            <w:tcW w:type="dxa" w:w="2500"/>
+            <w:shd w:fill="F8FAFC"/>
+          </w:tcPr>
+          <w:p>
+            <w:r>
+              <w:rPr>
+                <w:sz w:val="20"/>
+                <w:szCs w:val="20"/>
+              </w:rPr>
+              <w:t xml:space="preserve">_id</w:t>
+            </w:r>
+          </w:p>
+        </w:tc>
+        <w:tc>
+          <w:tcPr>
+            <w:tcW w:type="dxa" w:w="2500"/>
+            <w:shd w:fill="F8FAFC"/>
+          </w:tcPr>
+          <w:p>
+            <w:r>
+              <w:rPr>
+                <w:sz w:val="20"/>
+                <w:szCs w:val="20"/>
+              </w:rPr>
+              <w:t xml:space="preserve">ObjectId</w:t>
+            </w:r>
+          </w:p>
+        </w:tc>
+        <w:tc>
+          <w:tcPr>
+            <w:tcW w:type="dxa" w:w="2500"/>
+            <w:shd w:fill="F8FAFC"/>
+          </w:tcPr>
+          <w:p>
+            <w:r>
+              <w:rPr>
+                <w:sz w:val="20"/>
+                <w:szCs w:val="20"/>
+              </w:rPr>
+              <w:t xml:space="preserve">Primary Key</w:t>
+            </w:r>
+          </w:p>
+        </w:tc>
+        <w:tc>
+          <w:tcPr>
+            <w:tcW w:type="dxa" w:w="2500"/>
+            <w:shd w:fill="F8FAFC"/>
+          </w:tcPr>
+          <w:p>
+            <w:r>
+              <w:rPr>
+                <w:sz w:val="20"/>
+                <w:szCs w:val="20"/>
+              </w:rPr>
+              <w:t xml:space="preserve">Auto-generated notification ID</w:t>
+            </w:r>
+          </w:p>
+        </w:tc>
+      </w:tr>
+      <w:tr>
+        <w:tc>
+          <w:tcPr>
+            <w:tcW w:type="dxa" w:w="2500"/>
+            <w:shd w:fill="FFFFFF"/>
+          </w:tcPr>
+          <w:p>
+            <w:r>
+              <w:rPr>
+                <w:sz w:val="20"/>
+                <w:szCs w:val="20"/>
+              </w:rPr>
+              <w:t xml:space="preserve">user</w:t>
+            </w:r>
+          </w:p>
+        </w:tc>
+        <w:tc>
+          <w:tcPr>
+            <w:tcW w:type="dxa" w:w="2500"/>
+            <w:shd w:fill="FFFFFF"/>
+          </w:tcPr>
+          <w:p>
+            <w:r>
+              <w:rPr>
+                <w:sz w:val="20"/>
+                <w:szCs w:val="20"/>
+              </w:rPr>
+              <w:t xml:space="preserve">ObjectId</w:t>
+            </w:r>
+          </w:p>
+        </w:tc>
+        <w:tc>
+          <w:tcPr>
+            <w:tcW w:type="dxa" w:w="2500"/>
+            <w:shd w:fill="FFFFFF"/>
+          </w:tcPr>
+          <w:p>
+            <w:r>
+              <w:rPr>
+                <w:sz w:val="20"/>
+                <w:szCs w:val="20"/>
+              </w:rPr>
+              <w:t xml:space="preserve">Ref: User, Required</w:t>
+            </w:r>
+          </w:p>
+        </w:tc>
+        <w:tc>
+          <w:tcPr>
+            <w:tcW w:type="dxa" w:w="2500"/>
+            <w:shd w:fill="FFFFFF"/>
+          </w:tcPr>
+          <w:p>
+            <w:r>
+              <w:rPr>
+                <w:sz w:val="20"/>
+                <w:szCs w:val="20"/>
+              </w:rPr>
+              <w:t xml:space="preserve">Target recipient user ID</w:t>
+            </w:r>
+          </w:p>
+        </w:tc>
+      </w:tr>
+      <w:tr>
+        <w:tc>
+          <w:tcPr>
+            <w:tcW w:type="dxa" w:w="2500"/>
+            <w:shd w:fill="F8FAFC"/>
+          </w:tcPr>
+          <w:p>
+            <w:r>
+              <w:rPr>
+                <w:sz w:val="20"/>
+                <w:szCs w:val="20"/>
+              </w:rPr>
+              <w:t xml:space="preserve">title</w:t>
+            </w:r>
+          </w:p>
+        </w:tc>
+        <w:tc>
+          <w:tcPr>
+            <w:tcW w:type="dxa" w:w="2500"/>
+            <w:shd w:fill="F8FAFC"/>
+          </w:tcPr>
+          <w:p>
+            <w:r>
+              <w:rPr>
+                <w:sz w:val="20"/>
+                <w:szCs w:val="20"/>
+              </w:rPr>
+              <w:t xml:space="preserve">String</w:t>
+            </w:r>
+          </w:p>
+        </w:tc>
+        <w:tc>
+          <w:tcPr>
+            <w:tcW w:type="dxa" w:w="2500"/>
+            <w:shd w:fill="F8FAFC"/>
+          </w:tcPr>
+          <w:p>
+            <w:r>
+              <w:rPr>
+                <w:sz w:val="20"/>
+                <w:szCs w:val="20"/>
+              </w:rPr>
+              <w:t xml:space="preserve">Required</w:t>
+            </w:r>
+          </w:p>
+        </w:tc>
+        <w:tc>
+          <w:tcPr>
+            <w:tcW w:type="dxa" w:w="2500"/>
+            <w:shd w:fill="F8FAFC"/>
+          </w:tcPr>
+          <w:p>
+            <w:r>
+              <w:rPr>
+                <w:sz w:val="20"/>
+                <w:szCs w:val="20"/>
+              </w:rPr>
+              <w:t xml:space="preserve">Notification title header</w:t>
+            </w:r>
+          </w:p>
+        </w:tc>
+      </w:tr>
+      <w:tr>
+        <w:tc>
+          <w:tcPr>
+            <w:tcW w:type="dxa" w:w="2500"/>
+            <w:shd w:fill="FFFFFF"/>
+          </w:tcPr>
+          <w:p>
+            <w:r>
+              <w:rPr>
+                <w:sz w:val="20"/>
+                <w:szCs w:val="20"/>
+              </w:rPr>
+              <w:t xml:space="preserve">message</w:t>
+            </w:r>
+          </w:p>
+        </w:tc>
+        <w:tc>
+          <w:tcPr>
+            <w:tcW w:type="dxa" w:w="2500"/>
+            <w:shd w:fill="FFFFFF"/>
+          </w:tcPr>
+          <w:p>
+            <w:r>
+              <w:rPr>
+                <w:sz w:val="20"/>
+                <w:szCs w:val="20"/>
+              </w:rPr>
+              <w:t xml:space="preserve">String</w:t>
+            </w:r>
+          </w:p>
+        </w:tc>
+        <w:tc>
+          <w:tcPr>
+            <w:tcW w:type="dxa" w:w="2500"/>
+            <w:shd w:fill="FFFFFF"/>
+          </w:tcPr>
+          <w:p>
+            <w:r>
+              <w:rPr>
+                <w:sz w:val="20"/>
+                <w:szCs w:val="20"/>
+              </w:rPr>
+              <w:t xml:space="preserve">Required</w:t>
+            </w:r>
+          </w:p>
+        </w:tc>
+        <w:tc>
+          <w:tcPr>
+            <w:tcW w:type="dxa" w:w="2500"/>
+            <w:shd w:fill="FFFFFF"/>
+          </w:tcPr>
+          <w:p>
+            <w:r>
+              <w:rPr>
+                <w:sz w:val="20"/>
+                <w:szCs w:val="20"/>
+              </w:rPr>
+              <w:t xml:space="preserve">Notification message body text</w:t>
+            </w:r>
+          </w:p>
+        </w:tc>
+      </w:tr>
+      <w:tr>
+        <w:tc>
+          <w:tcPr>
+            <w:tcW w:type="dxa" w:w="2500"/>
+            <w:shd w:fill="F8FAFC"/>
+          </w:tcPr>
+          <w:p>
+            <w:r>
+              <w:rPr>
+                <w:sz w:val="20"/>
+                <w:szCs w:val="20"/>
+              </w:rPr>
+              <w:t xml:space="preserve">isRead</w:t>
+            </w:r>
+          </w:p>
+        </w:tc>
+        <w:tc>
+          <w:tcPr>
+            <w:tcW w:type="dxa" w:w="2500"/>
+            <w:shd w:fill="F8FAFC"/>
+          </w:tcPr>
+          <w:p>
+            <w:r>
+              <w:rPr>
+                <w:sz w:val="20"/>
+                <w:szCs w:val="20"/>
+              </w:rPr>
+              <w:t xml:space="preserve">Boolean</w:t>
+            </w:r>
+          </w:p>
+        </w:tc>
+        <w:tc>
+          <w:tcPr>
+            <w:tcW w:type="dxa" w:w="2500"/>
+            <w:shd w:fill="F8FAFC"/>
+          </w:tcPr>
+          <w:p>
+            <w:r>
+              <w:rPr>
+                <w:sz w:val="20"/>
+                <w:szCs w:val="20"/>
+              </w:rPr>
+              <w:t xml:space="preserve">Default: false</w:t>
+            </w:r>
+          </w:p>
+        </w:tc>
+        <w:tc>
+          <w:tcPr>
+            <w:tcW w:type="dxa" w:w="2500"/>
+            <w:shd w:fill="F8FAFC"/>
+          </w:tcPr>
+          <w:p>
+            <w:r>
+              <w:rPr>
+                <w:sz w:val="20"/>
+                <w:szCs w:val="20"/>
+              </w:rPr>
+              <w:t xml:space="preserve">Read/unread status flag</w:t>
+            </w:r>
+          </w:p>
+        </w:tc>
+      </w:tr>
+      <w:tr>
+        <w:tc>
+          <w:tcPr>
+            <w:tcW w:type="dxa" w:w="2500"/>
+            <w:shd w:fill="FFFFFF"/>
+          </w:tcPr>
+          <w:p>
+            <w:r>
+              <w:rPr>
+                <w:sz w:val="20"/>
+                <w:szCs w:val="20"/>
+              </w:rPr>
+              <w:t xml:space="preserve">createdAt</w:t>
+            </w:r>
+          </w:p>
+        </w:tc>
+        <w:tc>
+          <w:tcPr>
+            <w:tcW w:type="dxa" w:w="2500"/>
+            <w:shd w:fill="FFFFFF"/>
+          </w:tcPr>
+          <w:p>
+            <w:r>
+              <w:rPr>
+                <w:sz w:val="20"/>
+                <w:szCs w:val="20"/>
+              </w:rPr>
+              <w:t xml:space="preserve">Date</w:t>
+            </w:r>
+          </w:p>
+        </w:tc>
+        <w:tc>
+          <w:tcPr>
+            <w:tcW w:type="dxa" w:w="2500"/>
+            <w:shd w:fill="FFFFFF"/>
+          </w:tcPr>
+          <w:p>
+            <w:r>
+              <w:rPr>
+                <w:sz w:val="20"/>
+                <w:szCs w:val="20"/>
+              </w:rPr>
+              <w:t xml:space="preserve">Auto-Timestamp</w:t>
+            </w:r>
+          </w:p>
+        </w:tc>
+        <w:tc>
+          <w:tcPr>
+            <w:tcW w:type="dxa" w:w="2500"/>
+            <w:shd w:fill="FFFFFF"/>
+          </w:tcPr>
+          <w:p>
+            <w:r>
+              <w:rPr>
+                <w:sz w:val="20"/>
+                <w:szCs w:val="20"/>
+              </w:rPr>
+              <w:t xml:space="preserve">Notification timestamp</w:t>
+            </w:r>
+          </w:p>
+        </w:tc>
+      </w:tr>
+    </w:tbl>
+    <w:p>
+      <w:r>
+        <w:rPr>
+          <w:b/>
+          <w:bCs/>
+          <w:i/>
+          <w:iCs/>
+          <w:sz w:val="22"/>
+          <w:szCs w:val="22"/>
+        </w:rPr>
+        <w:t xml:space="preserve">
+Sample Dummy Document: Notifications Collection</w:t>
+      </w:r>
+    </w:p>
+    <w:tbl>
+      <w:tblPr>
+        <w:tblW w:type="pct" w:w="100%"/>
+        <w:tblBorders>
+          <w:top w:val="single" w:color="auto" w:sz="4"/>
+          <w:left w:val="single" w:color="auto" w:sz="4"/>
+          <w:bottom w:val="single" w:color="auto" w:sz="4"/>
+          <w:right w:val="single" w:color="auto" w:sz="4"/>
+          <w:insideH w:val="single" w:color="auto" w:sz="4"/>
+          <w:insideV w:val="single" w:color="auto" w:sz="4"/>
+        </w:tblBorders>
+      </w:tblPr>
+      <w:tblGrid>
+        <w:gridCol w:w="100"/>
+        <w:gridCol w:w="100"/>
+        <w:gridCol w:w="100"/>
+        <w:gridCol w:w="100"/>
+        <w:gridCol w:w="100"/>
+      </w:tblGrid>
+      <w:tr>
+        <w:tc>
+          <w:tcPr>
+            <w:tcW w:type="dxa" w:w="2000"/>
+            <w:shd w:fill="1E293B"/>
+          </w:tcPr>
+          <w:p>
+            <w:pPr>
+              <w:jc w:val="center"/>
+            </w:pPr>
+            <w:r>
+              <w:rPr>
+                <w:b/>
+                <w:bCs/>
+                <w:color w:val="FFFFFF"/>
+                <w:sz w:val="20"/>
+                <w:szCs w:val="20"/>
+              </w:rPr>
+              <w:t xml:space="preserve">Notification ID</w:t>
+            </w:r>
+          </w:p>
+        </w:tc>
+        <w:tc>
+          <w:tcPr>
+            <w:tcW w:type="dxa" w:w="2000"/>
+            <w:shd w:fill="1E293B"/>
+          </w:tcPr>
+          <w:p>
+            <w:pPr>
+              <w:jc w:val="center"/>
+            </w:pPr>
+            <w:r>
+              <w:rPr>
+                <w:b/>
+                <w:bCs/>
+                <w:color w:val="FFFFFF"/>
+                <w:sz w:val="20"/>
+                <w:szCs w:val="20"/>
+              </w:rPr>
+              <w:t xml:space="preserve">Recipient User ID</w:t>
+            </w:r>
+          </w:p>
+        </w:tc>
+        <w:tc>
+          <w:tcPr>
+            <w:tcW w:type="dxa" w:w="2000"/>
+            <w:shd w:fill="1E293B"/>
+          </w:tcPr>
+          <w:p>
+            <w:pPr>
+              <w:jc w:val="center"/>
+            </w:pPr>
+            <w:r>
+              <w:rPr>
+                <w:b/>
+                <w:bCs/>
+                <w:color w:val="FFFFFF"/>
+                <w:sz w:val="20"/>
+                <w:szCs w:val="20"/>
+              </w:rPr>
+              <w:t xml:space="preserve">Title &amp; Header</w:t>
+            </w:r>
+          </w:p>
+        </w:tc>
+        <w:tc>
+          <w:tcPr>
+            <w:tcW w:type="dxa" w:w="2000"/>
+            <w:shd w:fill="1E293B"/>
+          </w:tcPr>
+          <w:p>
+            <w:pPr>
+              <w:jc w:val="center"/>
+            </w:pPr>
+            <w:r>
+              <w:rPr>
+                <w:b/>
+                <w:bCs/>
+                <w:color w:val="FFFFFF"/>
+                <w:sz w:val="20"/>
+                <w:szCs w:val="20"/>
+              </w:rPr>
+              <w:t xml:space="preserve">IsRead Status</w:t>
+            </w:r>
+          </w:p>
+        </w:tc>
+        <w:tc>
+          <w:tcPr>
+            <w:tcW w:type="dxa" w:w="2000"/>
+            <w:shd w:fill="1E293B"/>
+          </w:tcPr>
+          <w:p>
+            <w:pPr>
+              <w:jc w:val="center"/>
+            </w:pPr>
+            <w:r>
+              <w:rPr>
+                <w:b/>
+                <w:bCs/>
+                <w:color w:val="FFFFFF"/>
+                <w:sz w:val="20"/>
+                <w:szCs w:val="20"/>
+              </w:rPr>
+              <w:t xml:space="preserve">Message Content</w:t>
+            </w:r>
+          </w:p>
+        </w:tc>
+      </w:tr>
+      <w:tr>
+        <w:tc>
+          <w:tcPr>
+            <w:tcW w:type="dxa" w:w="2000"/>
+            <w:shd w:fill="F8FAFC"/>
+          </w:tcPr>
+          <w:p>
+            <w:r>
+              <w:rPr>
+                <w:sz w:val="20"/>
+                <w:szCs w:val="20"/>
+              </w:rPr>
+              <w:t xml:space="preserve">6718daaa2a1b9e0066778899</w:t>
+            </w:r>
+          </w:p>
+        </w:tc>
+        <w:tc>
+          <w:tcPr>
+            <w:tcW w:type="dxa" w:w="2000"/>
+            <w:shd w:fill="F8FAFC"/>
+          </w:tcPr>
+          <w:p>
+            <w:r>
+              <w:rPr>
+                <w:sz w:val="20"/>
+                <w:szCs w:val="20"/>
+              </w:rPr>
+              <w:t xml:space="preserve">6718d9e12a1b9e0099887766 (Raju)</w:t>
+            </w:r>
+          </w:p>
+        </w:tc>
+        <w:tc>
+          <w:tcPr>
+            <w:tcW w:type="dxa" w:w="2000"/>
+            <w:shd w:fill="F8FAFC"/>
+          </w:tcPr>
+          <w:p>
+            <w:r>
+              <w:rPr>
+                <w:sz w:val="20"/>
+                <w:szCs w:val="20"/>
+              </w:rPr>
+              <w:t xml:space="preserve">New Cleanup Assignment</w:t>
+            </w:r>
+          </w:p>
+        </w:tc>
+        <w:tc>
+          <w:tcPr>
+            <w:tcW w:type="dxa" w:w="2000"/>
+            <w:shd w:fill="F8FAFC"/>
+          </w:tcPr>
+          <w:p>
+            <w:r>
+              <w:rPr>
+                <w:sz w:val="20"/>
+                <w:szCs w:val="20"/>
+              </w:rPr>
+              <w:t xml:space="preserve">isRead: false</w:t>
+            </w:r>
+          </w:p>
+        </w:tc>
+        <w:tc>
+          <w:tcPr>
+            <w:tcW w:type="dxa" w:w="2000"/>
+            <w:shd w:fill="F8FAFC"/>
+          </w:tcPr>
+          <w:p>
+            <w:r>
+              <w:rPr>
+                <w:sz w:val="20"/>
+                <w:szCs w:val="20"/>
+              </w:rPr>
+              <w:t xml:space="preserve">You have been assigned a new cleanup: "Perinthalmanna Market Waste Spot". Deadline: 1 day.</w:t>
+            </w:r>
+          </w:p>
+        </w:tc>
+      </w:tr>
+      <w:tr>
+        <w:tc>
+          <w:tcPr>
+            <w:tcW w:type="dxa" w:w="2000"/>
+            <w:shd w:fill="FFFFFF"/>
+          </w:tcPr>
+          <w:p>
+            <w:r>
+              <w:rPr>
+                <w:sz w:val="20"/>
+                <w:szCs w:val="20"/>
+              </w:rPr>
+              <w:t xml:space="preserve">6718daab2a1b9e0066778800</w:t>
+            </w:r>
+          </w:p>
+        </w:tc>
+        <w:tc>
+          <w:tcPr>
+            <w:tcW w:type="dxa" w:w="2000"/>
+            <w:shd w:fill="FFFFFF"/>
+          </w:tcPr>
+          <w:p>
+            <w:r>
+              <w:rPr>
+                <w:sz w:val="20"/>
+                <w:szCs w:val="20"/>
+              </w:rPr>
+              <w:t xml:space="preserve">6718d9f42a1b9e0012345678 (Athul)</w:t>
+            </w:r>
+          </w:p>
+        </w:tc>
+        <w:tc>
+          <w:tcPr>
+            <w:tcW w:type="dxa" w:w="2000"/>
+            <w:shd w:fill="FFFFFF"/>
+          </w:tcPr>
+          <w:p>
+            <w:r>
+              <w:rPr>
+                <w:sz w:val="20"/>
+                <w:szCs w:val="20"/>
+              </w:rPr>
+              <w:t xml:space="preserve">Waste Report Verified</w:t>
+            </w:r>
+          </w:p>
+        </w:tc>
+        <w:tc>
+          <w:tcPr>
+            <w:tcW w:type="dxa" w:w="2000"/>
+            <w:shd w:fill="FFFFFF"/>
+          </w:tcPr>
+          <w:p>
+            <w:r>
+              <w:rPr>
+                <w:sz w:val="20"/>
+                <w:szCs w:val="20"/>
+              </w:rPr>
+              <w:t xml:space="preserve">isRead: true</w:t>
+            </w:r>
+          </w:p>
+        </w:tc>
+        <w:tc>
+          <w:tcPr>
+            <w:tcW w:type="dxa" w:w="2000"/>
+            <w:shd w:fill="FFFFFF"/>
+          </w:tcPr>
+          <w:p>
+            <w:r>
+              <w:rPr>
+                <w:sz w:val="20"/>
+                <w:szCs w:val="20"/>
+              </w:rPr>
+              <w:t xml:space="preserve">Your waste report "Perinthalmanna Market Waste Spot" has been verified. +50 Eco-Points awarded!</w:t>
             </w:r>
           </w:p>
         </w:tc>
